--- a/pdf/cantiDomenica.docx
+++ b/pdf/cantiDomenica.docx
@@ -40,7 +40,15 @@
           <w:sz w:val="56"/>
           <w:szCs w:val="56"/>
         </w:rPr>
-        <w:t>4 ottobre</w:t>
+        <w:t>11</w:t>
+      </w:r>
+      <w:r>
+        <w:rPr>
+          <w:rFonts w:ascii="Chalkboard" w:hAnsi="Chalkboard" w:cs="Apple Chancery"/>
+          <w:sz w:val="56"/>
+          <w:szCs w:val="56"/>
+        </w:rPr>
+        <w:t xml:space="preserve"> ottobre</w:t>
       </w:r>
     </w:p>
     <w:p>
@@ -97,7 +105,7 @@
           <w:szCs w:val="36"/>
           <w:u w:val="single"/>
         </w:rPr>
-        <w:t>OGNI MIA PAROLA</w:t>
+        <w:t>CHIAMATI PER NOME</w:t>
       </w:r>
     </w:p>
     <w:p>
@@ -117,20 +125,155 @@
         <w:pStyle w:val="NormaleWeb"/>
         <w:shd w:val="clear" w:color="auto" w:fill="FFFFFF"/>
         <w:spacing w:before="0" w:beforeAutospacing="0" w:after="0" w:afterAutospacing="0"/>
-        <w:textAlignment w:val="baseline"/>
-        <w:rPr>
-          <w:rFonts w:ascii="Chalkboard" w:hAnsi="Chalkboard"/>
-          <w:sz w:val="32"/>
-          <w:szCs w:val="32"/>
-        </w:rPr>
-      </w:pPr>
-      <w:r>
-        <w:rPr>
-          <w:rFonts w:ascii="Chalkboard" w:hAnsi="Chalkboard"/>
-          <w:sz w:val="32"/>
-          <w:szCs w:val="32"/>
-        </w:rPr>
-        <w:t xml:space="preserve">Come la pioggia e la neve </w:t>
+        <w:rPr>
+          <w:rFonts w:ascii="Chalkboard" w:hAnsi="Chalkboard"/>
+          <w:color w:val="181A1A"/>
+          <w:sz w:val="32"/>
+          <w:szCs w:val="32"/>
+        </w:rPr>
+      </w:pPr>
+      <w:r>
+        <w:rPr>
+          <w:rStyle w:val="Enfasigrassetto"/>
+          <w:rFonts w:ascii="Chalkboard" w:hAnsi="Chalkboard"/>
+          <w:color w:val="181A1A"/>
+          <w:sz w:val="32"/>
+          <w:szCs w:val="32"/>
+        </w:rPr>
+        <w:t>RIT. Veniamo da te,</w:t>
+      </w:r>
+      <w:r>
+        <w:rPr>
+          <w:rFonts w:ascii="Chalkboard" w:hAnsi="Chalkboard"/>
+          <w:color w:val="181A1A"/>
+          <w:sz w:val="32"/>
+          <w:szCs w:val="32"/>
+        </w:rPr>
+        <w:br/>
+      </w:r>
+      <w:r>
+        <w:rPr>
+          <w:rStyle w:val="Enfasigrassetto"/>
+          <w:rFonts w:ascii="Chalkboard" w:hAnsi="Chalkboard"/>
+          <w:color w:val="181A1A"/>
+          <w:sz w:val="32"/>
+          <w:szCs w:val="32"/>
+        </w:rPr>
+        <w:t>chiamati per nome.</w:t>
+      </w:r>
+      <w:r>
+        <w:rPr>
+          <w:rFonts w:ascii="Chalkboard" w:hAnsi="Chalkboard"/>
+          <w:color w:val="181A1A"/>
+          <w:sz w:val="32"/>
+          <w:szCs w:val="32"/>
+        </w:rPr>
+        <w:br/>
+      </w:r>
+      <w:r>
+        <w:rPr>
+          <w:rStyle w:val="Enfasigrassetto"/>
+          <w:rFonts w:ascii="Chalkboard" w:hAnsi="Chalkboard"/>
+          <w:color w:val="181A1A"/>
+          <w:sz w:val="32"/>
+          <w:szCs w:val="32"/>
+        </w:rPr>
+        <w:t>Che festa, Signore, tu cammini con noi.</w:t>
+      </w:r>
+      <w:r>
+        <w:rPr>
+          <w:rFonts w:ascii="Chalkboard" w:hAnsi="Chalkboard"/>
+          <w:color w:val="181A1A"/>
+          <w:sz w:val="32"/>
+          <w:szCs w:val="32"/>
+        </w:rPr>
+        <w:br/>
+      </w:r>
+      <w:r>
+        <w:rPr>
+          <w:rStyle w:val="Enfasigrassetto"/>
+          <w:rFonts w:ascii="Chalkboard" w:hAnsi="Chalkboard"/>
+          <w:color w:val="181A1A"/>
+          <w:sz w:val="32"/>
+          <w:szCs w:val="32"/>
+        </w:rPr>
+        <w:t>Ci parli di te,</w:t>
+      </w:r>
+      <w:r>
+        <w:rPr>
+          <w:rFonts w:ascii="Chalkboard" w:hAnsi="Chalkboard"/>
+          <w:color w:val="181A1A"/>
+          <w:sz w:val="32"/>
+          <w:szCs w:val="32"/>
+        </w:rPr>
+        <w:br/>
+      </w:r>
+      <w:r>
+        <w:rPr>
+          <w:rStyle w:val="Enfasigrassetto"/>
+          <w:rFonts w:ascii="Chalkboard" w:hAnsi="Chalkboard"/>
+          <w:color w:val="181A1A"/>
+          <w:sz w:val="32"/>
+          <w:szCs w:val="32"/>
+        </w:rPr>
+        <w:t>per noi spezzi il pane,</w:t>
+      </w:r>
+      <w:r>
+        <w:rPr>
+          <w:rFonts w:ascii="Chalkboard" w:hAnsi="Chalkboard"/>
+          <w:color w:val="181A1A"/>
+          <w:sz w:val="32"/>
+          <w:szCs w:val="32"/>
+        </w:rPr>
+        <w:br/>
+      </w:r>
+      <w:r>
+        <w:rPr>
+          <w:rStyle w:val="Enfasigrassetto"/>
+          <w:rFonts w:ascii="Chalkboard" w:hAnsi="Chalkboard"/>
+          <w:color w:val="181A1A"/>
+          <w:sz w:val="32"/>
+          <w:szCs w:val="32"/>
+        </w:rPr>
+        <w:t>ti riconosciamo e il cuore arde: sei Tu!</w:t>
+      </w:r>
+      <w:r>
+        <w:rPr>
+          <w:rFonts w:ascii="Chalkboard" w:hAnsi="Chalkboard"/>
+          <w:color w:val="181A1A"/>
+          <w:sz w:val="32"/>
+          <w:szCs w:val="32"/>
+        </w:rPr>
+        <w:br/>
+      </w:r>
+      <w:r>
+        <w:rPr>
+          <w:rStyle w:val="Enfasigrassetto"/>
+          <w:rFonts w:ascii="Chalkboard" w:hAnsi="Chalkboard"/>
+          <w:color w:val="181A1A"/>
+          <w:sz w:val="32"/>
+          <w:szCs w:val="32"/>
+        </w:rPr>
+        <w:t>E noi tuo popolo</w:t>
+      </w:r>
+      <w:r>
+        <w:rPr>
+          <w:rFonts w:ascii="Chalkboard" w:hAnsi="Chalkboard"/>
+          <w:color w:val="181A1A"/>
+          <w:sz w:val="32"/>
+          <w:szCs w:val="32"/>
+        </w:rPr>
+        <w:br/>
+      </w:r>
+      <w:r>
+        <w:rPr>
+          <w:rStyle w:val="Enfasigrassetto"/>
+          <w:rFonts w:ascii="Chalkboard" w:hAnsi="Chalkboard"/>
+          <w:color w:val="181A1A"/>
+          <w:sz w:val="32"/>
+          <w:szCs w:val="32"/>
+        </w:rPr>
+        <w:t>siamo qui.</w:t>
       </w:r>
     </w:p>
     <w:p>
@@ -138,41 +281,83 @@
         <w:pStyle w:val="NormaleWeb"/>
         <w:shd w:val="clear" w:color="auto" w:fill="FFFFFF"/>
         <w:spacing w:before="0" w:beforeAutospacing="0" w:after="0" w:afterAutospacing="0"/>
-        <w:textAlignment w:val="baseline"/>
-        <w:rPr>
-          <w:rFonts w:ascii="Chalkboard" w:hAnsi="Chalkboard"/>
-          <w:sz w:val="32"/>
-          <w:szCs w:val="32"/>
-        </w:rPr>
-      </w:pPr>
-      <w:r>
-        <w:rPr>
-          <w:rFonts w:ascii="Chalkboard" w:hAnsi="Chalkboard"/>
-          <w:sz w:val="32"/>
-          <w:szCs w:val="32"/>
-        </w:rPr>
-        <w:t xml:space="preserve">scendono giù dal cielo </w:t>
-      </w:r>
+        <w:rPr>
+          <w:rFonts w:ascii="Chalkboard" w:hAnsi="Chalkboard"/>
+          <w:color w:val="181A1A"/>
+          <w:sz w:val="20"/>
+          <w:szCs w:val="20"/>
+        </w:rPr>
+      </w:pPr>
     </w:p>
     <w:p>
       <w:pPr>
         <w:pStyle w:val="NormaleWeb"/>
         <w:shd w:val="clear" w:color="auto" w:fill="FFFFFF"/>
         <w:spacing w:before="0" w:beforeAutospacing="0" w:after="0" w:afterAutospacing="0"/>
-        <w:textAlignment w:val="baseline"/>
-        <w:rPr>
-          <w:rFonts w:ascii="Chalkboard" w:hAnsi="Chalkboard"/>
-          <w:sz w:val="32"/>
-          <w:szCs w:val="32"/>
-        </w:rPr>
-      </w:pPr>
-      <w:r>
-        <w:rPr>
-          <w:rFonts w:ascii="Chalkboard" w:hAnsi="Chalkboard"/>
-          <w:sz w:val="32"/>
-          <w:szCs w:val="32"/>
-        </w:rPr>
-        <w:t xml:space="preserve">e non vi ritornano senza irrigare </w:t>
+        <w:rPr>
+          <w:rFonts w:ascii="Chalkboard" w:hAnsi="Chalkboard"/>
+          <w:color w:val="181A1A"/>
+          <w:sz w:val="32"/>
+          <w:szCs w:val="32"/>
+        </w:rPr>
+      </w:pPr>
+      <w:r>
+        <w:rPr>
+          <w:rFonts w:ascii="Chalkboard" w:hAnsi="Chalkboard"/>
+          <w:color w:val="181A1A"/>
+          <w:sz w:val="32"/>
+          <w:szCs w:val="32"/>
+        </w:rPr>
+        <w:t xml:space="preserve">1 - </w:t>
+      </w:r>
+      <w:r>
+        <w:rPr>
+          <w:rFonts w:ascii="Chalkboard" w:hAnsi="Chalkboard"/>
+          <w:color w:val="181A1A"/>
+          <w:sz w:val="32"/>
+          <w:szCs w:val="32"/>
+        </w:rPr>
+        <w:t>Siamo come terra ed argilla</w:t>
+      </w:r>
+      <w:r>
+        <w:rPr>
+          <w:rFonts w:ascii="Chalkboard" w:hAnsi="Chalkboard"/>
+          <w:color w:val="181A1A"/>
+          <w:sz w:val="32"/>
+          <w:szCs w:val="32"/>
+        </w:rPr>
+        <w:br/>
+        <w:t>e la tua Parola ci plasmerà,</w:t>
+      </w:r>
+      <w:r>
+        <w:rPr>
+          <w:rFonts w:ascii="Chalkboard" w:hAnsi="Chalkboard"/>
+          <w:color w:val="181A1A"/>
+          <w:sz w:val="32"/>
+          <w:szCs w:val="32"/>
+        </w:rPr>
+        <w:br/>
+        <w:t>brace pronta per la scintilla</w:t>
+      </w:r>
+      <w:r>
+        <w:rPr>
+          <w:rFonts w:ascii="Chalkboard" w:hAnsi="Chalkboard"/>
+          <w:color w:val="181A1A"/>
+          <w:sz w:val="32"/>
+          <w:szCs w:val="32"/>
+        </w:rPr>
+        <w:br/>
+        <w:t>e il tuo Spirito soffierà,</w:t>
+      </w:r>
+      <w:r>
+        <w:rPr>
+          <w:rFonts w:ascii="Chalkboard" w:hAnsi="Chalkboard"/>
+          <w:color w:val="181A1A"/>
+          <w:sz w:val="32"/>
+          <w:szCs w:val="32"/>
+        </w:rPr>
+        <w:br/>
+        <w:t>c’infiammerà.</w:t>
       </w:r>
     </w:p>
     <w:p>
@@ -180,125 +365,86 @@
         <w:pStyle w:val="NormaleWeb"/>
         <w:shd w:val="clear" w:color="auto" w:fill="FFFFFF"/>
         <w:spacing w:before="0" w:beforeAutospacing="0" w:after="0" w:afterAutospacing="0"/>
-        <w:textAlignment w:val="baseline"/>
-        <w:rPr>
-          <w:rFonts w:ascii="Chalkboard" w:hAnsi="Chalkboard"/>
-          <w:sz w:val="32"/>
-          <w:szCs w:val="32"/>
-        </w:rPr>
-      </w:pPr>
-      <w:r>
-        <w:rPr>
-          <w:rFonts w:ascii="Chalkboard" w:hAnsi="Chalkboard"/>
-          <w:sz w:val="32"/>
-          <w:szCs w:val="32"/>
-        </w:rPr>
-        <w:t>e far germogliare la terra.</w:t>
-      </w:r>
+        <w:rPr>
+          <w:rFonts w:ascii="Chalkboard" w:hAnsi="Chalkboard"/>
+          <w:color w:val="181A1A"/>
+          <w:sz w:val="20"/>
+          <w:szCs w:val="20"/>
+        </w:rPr>
+      </w:pPr>
     </w:p>
     <w:p>
       <w:pPr>
         <w:pStyle w:val="NormaleWeb"/>
         <w:shd w:val="clear" w:color="auto" w:fill="FFFFFF"/>
         <w:spacing w:before="0" w:beforeAutospacing="0" w:after="0" w:afterAutospacing="0"/>
-        <w:textAlignment w:val="baseline"/>
-        <w:rPr>
-          <w:rFonts w:ascii="Chalkboard" w:hAnsi="Chalkboard"/>
-          <w:sz w:val="32"/>
-          <w:szCs w:val="32"/>
-        </w:rPr>
-      </w:pPr>
-      <w:r>
-        <w:rPr>
-          <w:rFonts w:ascii="Chalkboard" w:hAnsi="Chalkboard"/>
-          <w:sz w:val="32"/>
-          <w:szCs w:val="32"/>
-        </w:rPr>
-        <w:t xml:space="preserve">Così ogni mia parola </w:t>
-      </w:r>
-    </w:p>
-    <w:p>
-      <w:pPr>
-        <w:pStyle w:val="NormaleWeb"/>
-        <w:shd w:val="clear" w:color="auto" w:fill="FFFFFF"/>
-        <w:spacing w:before="0" w:beforeAutospacing="0" w:after="0" w:afterAutospacing="0"/>
-        <w:textAlignment w:val="baseline"/>
-        <w:rPr>
-          <w:rFonts w:ascii="Chalkboard" w:hAnsi="Chalkboard"/>
-          <w:sz w:val="32"/>
-          <w:szCs w:val="32"/>
-        </w:rPr>
-      </w:pPr>
-      <w:r>
-        <w:rPr>
-          <w:rFonts w:ascii="Chalkboard" w:hAnsi="Chalkboard"/>
-          <w:sz w:val="32"/>
-          <w:szCs w:val="32"/>
-        </w:rPr>
-        <w:t xml:space="preserve">non ritornerà a me </w:t>
-      </w:r>
-    </w:p>
-    <w:p>
-      <w:pPr>
-        <w:pStyle w:val="NormaleWeb"/>
-        <w:shd w:val="clear" w:color="auto" w:fill="FFFFFF"/>
-        <w:spacing w:before="0" w:beforeAutospacing="0" w:after="0" w:afterAutospacing="0"/>
-        <w:textAlignment w:val="baseline"/>
-        <w:rPr>
-          <w:rFonts w:ascii="Chalkboard" w:hAnsi="Chalkboard"/>
-          <w:sz w:val="32"/>
-          <w:szCs w:val="32"/>
-        </w:rPr>
-      </w:pPr>
-      <w:r>
-        <w:rPr>
-          <w:rFonts w:ascii="Chalkboard" w:hAnsi="Chalkboard"/>
-          <w:sz w:val="32"/>
-          <w:szCs w:val="32"/>
-        </w:rPr>
-        <w:t xml:space="preserve">senza operare quanto desidero, </w:t>
-      </w:r>
-    </w:p>
-    <w:p>
-      <w:pPr>
-        <w:pStyle w:val="NormaleWeb"/>
-        <w:shd w:val="clear" w:color="auto" w:fill="FFFFFF"/>
-        <w:spacing w:before="0" w:beforeAutospacing="0" w:after="0" w:afterAutospacing="0"/>
-        <w:textAlignment w:val="baseline"/>
-        <w:rPr>
-          <w:rFonts w:ascii="Chalkboard" w:hAnsi="Chalkboard"/>
-          <w:sz w:val="32"/>
-          <w:szCs w:val="32"/>
-        </w:rPr>
-      </w:pPr>
-      <w:r>
-        <w:rPr>
-          <w:rFonts w:ascii="Chalkboard" w:hAnsi="Chalkboard"/>
-          <w:sz w:val="32"/>
-          <w:szCs w:val="32"/>
-        </w:rPr>
-        <w:t xml:space="preserve">senza aver compiuto ciò per cui l'avevo mandata. </w:t>
-      </w:r>
-    </w:p>
-    <w:p>
-      <w:pPr>
-        <w:pStyle w:val="NormaleWeb"/>
-        <w:shd w:val="clear" w:color="auto" w:fill="FFFFFF"/>
-        <w:spacing w:before="0" w:beforeAutospacing="0" w:after="0" w:afterAutospacing="0"/>
-        <w:textAlignment w:val="baseline"/>
-        <w:rPr>
-          <w:rFonts w:ascii="Chalkboard" w:hAnsi="Chalkboard"/>
-          <w:sz w:val="32"/>
-          <w:szCs w:val="32"/>
-        </w:rPr>
-      </w:pPr>
-      <w:r>
-        <w:rPr>
-          <w:rFonts w:ascii="Chalkboard" w:hAnsi="Chalkboard"/>
-          <w:sz w:val="32"/>
-          <w:szCs w:val="32"/>
-        </w:rPr>
-        <w:t>Ogni mia parola, ogni mia parola.</w:t>
+        <w:rPr>
+          <w:rFonts w:ascii="Chalkboard" w:hAnsi="Chalkboard"/>
+          <w:color w:val="181A1A"/>
+          <w:sz w:val="32"/>
+          <w:szCs w:val="32"/>
+        </w:rPr>
+      </w:pPr>
+      <w:r>
+        <w:rPr>
+          <w:rStyle w:val="Enfasigrassetto"/>
+          <w:rFonts w:ascii="Chalkboard" w:hAnsi="Chalkboard"/>
+          <w:b w:val="0"/>
+          <w:bCs w:val="0"/>
+          <w:color w:val="181A1A"/>
+          <w:sz w:val="32"/>
+          <w:szCs w:val="32"/>
+        </w:rPr>
+        <w:t xml:space="preserve">2 - </w:t>
+      </w:r>
+      <w:r>
+        <w:rPr>
+          <w:rFonts w:ascii="Chalkboard" w:hAnsi="Chalkboard"/>
+          <w:color w:val="181A1A"/>
+          <w:sz w:val="32"/>
+          <w:szCs w:val="32"/>
+        </w:rPr>
+        <w:t>Siamo come semi nel solco,</w:t>
+      </w:r>
+      <w:r>
+        <w:rPr>
+          <w:rFonts w:ascii="Chalkboard" w:hAnsi="Chalkboard"/>
+          <w:color w:val="181A1A"/>
+          <w:sz w:val="32"/>
+          <w:szCs w:val="32"/>
+        </w:rPr>
+        <w:br/>
+        <w:t>come vigna che il suo frutto darà,</w:t>
+      </w:r>
+      <w:r>
+        <w:rPr>
+          <w:rFonts w:ascii="Chalkboard" w:hAnsi="Chalkboard"/>
+          <w:color w:val="181A1A"/>
+          <w:sz w:val="32"/>
+          <w:szCs w:val="32"/>
+        </w:rPr>
+        <w:br/>
+        <w:t>grano del Signore risorto,</w:t>
+      </w:r>
+      <w:r>
+        <w:rPr>
+          <w:rFonts w:ascii="Chalkboard" w:hAnsi="Chalkboard"/>
+          <w:color w:val="181A1A"/>
+          <w:sz w:val="32"/>
+          <w:szCs w:val="32"/>
+        </w:rPr>
+        <w:br/>
+        <w:t>la tua messe che fiorirà</w:t>
+      </w:r>
+      <w:r>
+        <w:rPr>
+          <w:rFonts w:ascii="Chalkboard" w:hAnsi="Chalkboard"/>
+          <w:color w:val="181A1A"/>
+          <w:sz w:val="32"/>
+          <w:szCs w:val="32"/>
+        </w:rPr>
+        <w:br/>
+        <w:t>d’eternità.</w:t>
       </w:r>
     </w:p>
     <w:p>
@@ -557,7 +703,7 @@
           <w:szCs w:val="36"/>
           <w:u w:val="single"/>
         </w:rPr>
-        <w:t>ECCO QUEL CHE ABBIAMO</w:t>
+        <w:t>SERVO PER AMORE</w:t>
       </w:r>
     </w:p>
     <w:p>
@@ -574,221 +720,462 @@
     </w:p>
     <w:p>
       <w:pPr>
-        <w:pStyle w:val="NormaleWeb"/>
+        <w:rPr>
+          <w:rFonts w:ascii="Chalkboard" w:hAnsi="Chalkboard"/>
+          <w:sz w:val="32"/>
+          <w:szCs w:val="32"/>
+        </w:rPr>
+      </w:pPr>
+      <w:r>
+        <w:rPr>
+          <w:rFonts w:ascii="Chalkboard" w:hAnsi="Chalkboard"/>
+          <w:sz w:val="32"/>
+          <w:szCs w:val="32"/>
+        </w:rPr>
+        <w:t xml:space="preserve">Una notte di sudore </w:t>
+      </w:r>
+    </w:p>
+    <w:p>
+      <w:pPr>
+        <w:rPr>
+          <w:rFonts w:ascii="Chalkboard" w:hAnsi="Chalkboard"/>
+          <w:sz w:val="32"/>
+          <w:szCs w:val="32"/>
+        </w:rPr>
+      </w:pPr>
+      <w:r>
+        <w:rPr>
+          <w:rFonts w:ascii="Chalkboard" w:hAnsi="Chalkboard"/>
+          <w:sz w:val="32"/>
+          <w:szCs w:val="32"/>
+        </w:rPr>
+        <w:t xml:space="preserve">sulla barca in mezzo al mare </w:t>
+      </w:r>
+    </w:p>
+    <w:p>
+      <w:pPr>
+        <w:rPr>
+          <w:rFonts w:ascii="Chalkboard" w:hAnsi="Chalkboard"/>
+          <w:sz w:val="32"/>
+          <w:szCs w:val="32"/>
+        </w:rPr>
+      </w:pPr>
+      <w:r>
+        <w:rPr>
+          <w:rFonts w:ascii="Chalkboard" w:hAnsi="Chalkboard"/>
+          <w:sz w:val="32"/>
+          <w:szCs w:val="32"/>
+        </w:rPr>
+        <w:t xml:space="preserve">e mentre il cielo si imbianca già, </w:t>
+      </w:r>
+    </w:p>
+    <w:p>
+      <w:pPr>
+        <w:rPr>
+          <w:rFonts w:ascii="Chalkboard" w:hAnsi="Chalkboard"/>
+          <w:sz w:val="32"/>
+          <w:szCs w:val="32"/>
+        </w:rPr>
+      </w:pPr>
+      <w:r>
+        <w:rPr>
+          <w:rFonts w:ascii="Chalkboard" w:hAnsi="Chalkboard"/>
+          <w:sz w:val="32"/>
+          <w:szCs w:val="32"/>
+        </w:rPr>
+        <w:lastRenderedPageBreak/>
+        <w:t xml:space="preserve">tu guardi le tue reti vuote. </w:t>
+      </w:r>
+    </w:p>
+    <w:p>
+      <w:pPr>
+        <w:rPr>
+          <w:rFonts w:ascii="Chalkboard" w:hAnsi="Chalkboard"/>
+          <w:sz w:val="32"/>
+          <w:szCs w:val="32"/>
+        </w:rPr>
+      </w:pPr>
+      <w:r>
+        <w:rPr>
+          <w:rFonts w:ascii="Chalkboard" w:hAnsi="Chalkboard"/>
+          <w:sz w:val="32"/>
+          <w:szCs w:val="32"/>
+        </w:rPr>
+        <w:t xml:space="preserve">Ma la voce che ti chiama </w:t>
+      </w:r>
+    </w:p>
+    <w:p>
+      <w:pPr>
+        <w:rPr>
+          <w:rFonts w:ascii="Chalkboard" w:hAnsi="Chalkboard"/>
+          <w:sz w:val="32"/>
+          <w:szCs w:val="32"/>
+        </w:rPr>
+      </w:pPr>
+      <w:r>
+        <w:rPr>
+          <w:rFonts w:ascii="Chalkboard" w:hAnsi="Chalkboard"/>
+          <w:sz w:val="32"/>
+          <w:szCs w:val="32"/>
+        </w:rPr>
+        <w:t xml:space="preserve">un altro mare ti mostrerà </w:t>
+      </w:r>
+    </w:p>
+    <w:p>
+      <w:pPr>
+        <w:rPr>
+          <w:rFonts w:ascii="Chalkboard" w:hAnsi="Chalkboard"/>
+          <w:sz w:val="32"/>
+          <w:szCs w:val="32"/>
+        </w:rPr>
+      </w:pPr>
+      <w:r>
+        <w:rPr>
+          <w:rFonts w:ascii="Chalkboard" w:hAnsi="Chalkboard"/>
+          <w:sz w:val="32"/>
+          <w:szCs w:val="32"/>
+        </w:rPr>
+        <w:t xml:space="preserve">e sulle rive di ogni cuore, </w:t>
+      </w:r>
+    </w:p>
+    <w:p>
+      <w:pPr>
+        <w:rPr>
+          <w:rFonts w:ascii="Chalkboard" w:hAnsi="Chalkboard"/>
+          <w:sz w:val="32"/>
+          <w:szCs w:val="32"/>
+        </w:rPr>
+      </w:pPr>
+      <w:r>
+        <w:rPr>
+          <w:rFonts w:ascii="Chalkboard" w:hAnsi="Chalkboard"/>
+          <w:sz w:val="32"/>
+          <w:szCs w:val="32"/>
+        </w:rPr>
+        <w:t xml:space="preserve">le tue reti getterai. </w:t>
+      </w:r>
+    </w:p>
+    <w:p>
+      <w:pPr>
+        <w:rPr>
+          <w:rFonts w:ascii="Chalkboard" w:hAnsi="Chalkboard"/>
+          <w:sz w:val="20"/>
+          <w:szCs w:val="20"/>
+        </w:rPr>
+      </w:pPr>
+    </w:p>
+    <w:p>
+      <w:pPr>
+        <w:shd w:val="clear" w:color="auto" w:fill="FFFFFF"/>
+        <w:rPr>
+          <w:rFonts w:ascii="Chalkboard" w:hAnsi="Chalkboard"/>
+          <w:b/>
+          <w:bCs/>
+          <w:sz w:val="32"/>
+          <w:szCs w:val="32"/>
+        </w:rPr>
+      </w:pPr>
+      <w:r>
+        <w:rPr>
+          <w:rFonts w:ascii="Chalkboard" w:hAnsi="Chalkboard" w:cs="Arial Hebrew"/>
+          <w:b/>
+          <w:bCs/>
+          <w:sz w:val="32"/>
+          <w:szCs w:val="32"/>
+        </w:rPr>
+        <w:t xml:space="preserve">RIT. </w:t>
+      </w:r>
+      <w:r>
+        <w:rPr>
+          <w:rFonts w:ascii="Chalkboard" w:hAnsi="Chalkboard"/>
+          <w:b/>
+          <w:bCs/>
+          <w:sz w:val="32"/>
+          <w:szCs w:val="32"/>
+        </w:rPr>
+        <w:t xml:space="preserve">Offri la vita tua </w:t>
+      </w:r>
+    </w:p>
+    <w:p>
+      <w:pPr>
+        <w:shd w:val="clear" w:color="auto" w:fill="FFFFFF"/>
+        <w:rPr>
+          <w:rFonts w:ascii="Chalkboard" w:hAnsi="Chalkboard" w:cs="Arial Hebrew"/>
+          <w:b/>
+          <w:bCs/>
+          <w:sz w:val="32"/>
+          <w:szCs w:val="32"/>
+        </w:rPr>
+      </w:pPr>
+      <w:r>
+        <w:rPr>
+          <w:rFonts w:ascii="Chalkboard" w:hAnsi="Chalkboard"/>
+          <w:b/>
+          <w:bCs/>
+          <w:sz w:val="32"/>
+          <w:szCs w:val="32"/>
+        </w:rPr>
+        <w:t>come Maria ai piedi della croce</w:t>
+      </w:r>
+    </w:p>
+    <w:p>
+      <w:pPr>
+        <w:shd w:val="clear" w:color="auto" w:fill="FFFFFF"/>
+        <w:rPr>
+          <w:rFonts w:ascii="Chalkboard" w:hAnsi="Chalkboard"/>
+          <w:b/>
+          <w:bCs/>
+          <w:sz w:val="32"/>
+          <w:szCs w:val="32"/>
+        </w:rPr>
+      </w:pPr>
+      <w:r>
+        <w:rPr>
+          <w:rFonts w:ascii="Chalkboard" w:hAnsi="Chalkboard"/>
+          <w:b/>
+          <w:bCs/>
+          <w:sz w:val="32"/>
+          <w:szCs w:val="32"/>
+        </w:rPr>
+        <w:t>e sarai servo di ogni uomo,</w:t>
+      </w:r>
+    </w:p>
+    <w:p>
+      <w:pPr>
+        <w:shd w:val="clear" w:color="auto" w:fill="FFFFFF"/>
+        <w:rPr>
+          <w:rFonts w:ascii="Chalkboard" w:hAnsi="Chalkboard"/>
+          <w:b/>
+          <w:bCs/>
+          <w:sz w:val="32"/>
+          <w:szCs w:val="32"/>
+        </w:rPr>
+      </w:pPr>
+      <w:r>
+        <w:rPr>
+          <w:rFonts w:ascii="Chalkboard" w:hAnsi="Chalkboard"/>
+          <w:b/>
+          <w:bCs/>
+          <w:sz w:val="32"/>
+          <w:szCs w:val="32"/>
+        </w:rPr>
+        <w:t xml:space="preserve">servo per amore, </w:t>
+      </w:r>
+    </w:p>
+    <w:p>
+      <w:pPr>
+        <w:shd w:val="clear" w:color="auto" w:fill="FFFFFF"/>
+        <w:rPr>
+          <w:rFonts w:ascii="Chalkboard" w:hAnsi="Chalkboard" w:cs="Arial Hebrew"/>
+          <w:b/>
+          <w:bCs/>
+          <w:sz w:val="32"/>
+          <w:szCs w:val="32"/>
+        </w:rPr>
+      </w:pPr>
+      <w:r>
+        <w:rPr>
+          <w:rFonts w:ascii="Chalkboard" w:hAnsi="Chalkboard"/>
+          <w:b/>
+          <w:bCs/>
+          <w:sz w:val="32"/>
+          <w:szCs w:val="32"/>
+        </w:rPr>
+        <w:t xml:space="preserve">sacerdote dell'umanità. </w:t>
+      </w:r>
+    </w:p>
+    <w:p>
+      <w:pPr>
+        <w:rPr>
+          <w:sz w:val="20"/>
+          <w:szCs w:val="20"/>
+        </w:rPr>
+      </w:pPr>
+    </w:p>
+    <w:p>
+      <w:pPr>
+        <w:rPr>
+          <w:rFonts w:ascii="Chalkboard" w:hAnsi="Chalkboard"/>
+          <w:sz w:val="32"/>
+          <w:szCs w:val="32"/>
+        </w:rPr>
+      </w:pPr>
+      <w:r>
+        <w:rPr>
+          <w:rFonts w:ascii="Chalkboard" w:hAnsi="Chalkboard"/>
+          <w:sz w:val="32"/>
+          <w:szCs w:val="32"/>
+        </w:rPr>
+        <w:t xml:space="preserve">Avanzavi nel silenzio </w:t>
+      </w:r>
+    </w:p>
+    <w:p>
+      <w:pPr>
+        <w:rPr>
+          <w:rFonts w:ascii="Chalkboard" w:hAnsi="Chalkboard"/>
+          <w:sz w:val="32"/>
+          <w:szCs w:val="32"/>
+        </w:rPr>
+      </w:pPr>
+      <w:r>
+        <w:rPr>
+          <w:rFonts w:ascii="Chalkboard" w:hAnsi="Chalkboard"/>
+          <w:sz w:val="32"/>
+          <w:szCs w:val="32"/>
+        </w:rPr>
+        <w:t xml:space="preserve">fra le lacrime e speravi </w:t>
+      </w:r>
+    </w:p>
+    <w:p>
+      <w:pPr>
+        <w:rPr>
+          <w:rFonts w:ascii="Chalkboard" w:hAnsi="Chalkboard"/>
+          <w:sz w:val="32"/>
+          <w:szCs w:val="32"/>
+        </w:rPr>
+      </w:pPr>
+      <w:r>
+        <w:rPr>
+          <w:rFonts w:ascii="Chalkboard" w:hAnsi="Chalkboard"/>
+          <w:sz w:val="32"/>
+          <w:szCs w:val="32"/>
+        </w:rPr>
+        <w:t xml:space="preserve">che il seme sparso davanti a Te </w:t>
+      </w:r>
+    </w:p>
+    <w:p>
+      <w:pPr>
+        <w:rPr>
+          <w:rFonts w:ascii="Chalkboard" w:hAnsi="Chalkboard"/>
+          <w:sz w:val="32"/>
+          <w:szCs w:val="32"/>
+        </w:rPr>
+      </w:pPr>
+      <w:r>
+        <w:rPr>
+          <w:rFonts w:ascii="Chalkboard" w:hAnsi="Chalkboard"/>
+          <w:sz w:val="32"/>
+          <w:szCs w:val="32"/>
+        </w:rPr>
+        <w:t xml:space="preserve">cadesse sulla buona terra. </w:t>
+      </w:r>
+    </w:p>
+    <w:p>
+      <w:pPr>
+        <w:rPr>
+          <w:rFonts w:ascii="Chalkboard" w:hAnsi="Chalkboard"/>
+          <w:sz w:val="32"/>
+          <w:szCs w:val="32"/>
+        </w:rPr>
+      </w:pPr>
+      <w:r>
+        <w:rPr>
+          <w:rFonts w:ascii="Chalkboard" w:hAnsi="Chalkboard"/>
+          <w:sz w:val="32"/>
+          <w:szCs w:val="32"/>
+        </w:rPr>
+        <w:t xml:space="preserve">Ora il cuore tuo è in festa </w:t>
+      </w:r>
+    </w:p>
+    <w:p>
+      <w:pPr>
+        <w:rPr>
+          <w:rFonts w:ascii="Chalkboard" w:hAnsi="Chalkboard"/>
+          <w:sz w:val="32"/>
+          <w:szCs w:val="32"/>
+        </w:rPr>
+      </w:pPr>
+      <w:r>
+        <w:rPr>
+          <w:rFonts w:ascii="Chalkboard" w:hAnsi="Chalkboard"/>
+          <w:sz w:val="32"/>
+          <w:szCs w:val="32"/>
+        </w:rPr>
+        <w:t xml:space="preserve">perché il grano biondeggia ormai, </w:t>
+      </w:r>
+    </w:p>
+    <w:p>
+      <w:pPr>
+        <w:rPr>
+          <w:rFonts w:ascii="Chalkboard" w:hAnsi="Chalkboard"/>
+          <w:sz w:val="32"/>
+          <w:szCs w:val="32"/>
+        </w:rPr>
+      </w:pPr>
+      <w:r>
+        <w:rPr>
+          <w:rFonts w:ascii="Chalkboard" w:hAnsi="Chalkboard"/>
+          <w:sz w:val="32"/>
+          <w:szCs w:val="32"/>
+        </w:rPr>
+        <w:t xml:space="preserve">è maturato sotto il sole, </w:t>
+      </w:r>
+    </w:p>
+    <w:p>
+      <w:pPr>
+        <w:rPr>
+          <w:rFonts w:ascii="Chalkboard" w:hAnsi="Chalkboard"/>
+          <w:sz w:val="32"/>
+          <w:szCs w:val="32"/>
+        </w:rPr>
+      </w:pPr>
+      <w:r>
+        <w:rPr>
+          <w:rFonts w:ascii="Chalkboard" w:hAnsi="Chalkboard"/>
+          <w:sz w:val="32"/>
+          <w:szCs w:val="32"/>
+        </w:rPr>
+        <w:t xml:space="preserve">puoi riporlo nei granai. </w:t>
+      </w:r>
+    </w:p>
+    <w:p>
+      <w:pPr>
+        <w:pStyle w:val="NormaleWeb"/>
+        <w:shd w:val="clear" w:color="auto" w:fill="FFFFFF"/>
         <w:spacing w:before="0" w:beforeAutospacing="0" w:after="0" w:afterAutospacing="0"/>
         <w:textAlignment w:val="baseline"/>
         <w:rPr>
-          <w:rFonts w:ascii="Chalkboard" w:hAnsi="Chalkboard"/>
-          <w:b/>
-          <w:bCs/>
-          <w:sz w:val="32"/>
-          <w:szCs w:val="32"/>
-        </w:rPr>
-      </w:pPr>
-      <w:r>
-        <w:rPr>
-          <w:rFonts w:ascii="Chalkboard" w:hAnsi="Chalkboard"/>
-          <w:b/>
-          <w:bCs/>
-          <w:sz w:val="32"/>
-          <w:szCs w:val="32"/>
-        </w:rPr>
-        <w:t>RIT. Ecco quel che abbiamo</w:t>
-      </w:r>
-      <w:r>
-        <w:rPr>
-          <w:rFonts w:ascii="Chalkboard" w:hAnsi="Chalkboard"/>
-          <w:b/>
-          <w:bCs/>
-          <w:sz w:val="32"/>
-          <w:szCs w:val="32"/>
-        </w:rPr>
-        <w:br/>
-        <w:t>nulla ci appartiene ormai</w:t>
-      </w:r>
-      <w:r>
-        <w:rPr>
-          <w:rFonts w:ascii="Chalkboard" w:hAnsi="Chalkboard"/>
-          <w:b/>
-          <w:bCs/>
-          <w:sz w:val="32"/>
-          <w:szCs w:val="32"/>
-        </w:rPr>
-        <w:br/>
-        <w:t>ecco i frutti della terra</w:t>
-      </w:r>
-      <w:r>
-        <w:rPr>
-          <w:rFonts w:ascii="Chalkboard" w:hAnsi="Chalkboard"/>
-          <w:b/>
-          <w:bCs/>
-          <w:sz w:val="32"/>
-          <w:szCs w:val="32"/>
-        </w:rPr>
-        <w:br/>
-        <w:t>che tu moltiplicherai.</w:t>
-      </w:r>
-    </w:p>
-    <w:p>
-      <w:pPr>
-        <w:pStyle w:val="NormaleWeb"/>
+          <w:rFonts w:ascii="Chalkboard" w:hAnsi="Chalkboard" w:cs="Open Sans"/>
+          <w:spacing w:val="15"/>
+          <w:sz w:val="20"/>
+          <w:szCs w:val="20"/>
+          <w:bdr w:val="none" w:sz="0" w:space="0" w:color="auto" w:frame="1"/>
+        </w:rPr>
+      </w:pPr>
+    </w:p>
+    <w:p>
+      <w:pPr>
+        <w:pStyle w:val="NormaleWeb"/>
+        <w:shd w:val="clear" w:color="auto" w:fill="FFFFFF"/>
         <w:spacing w:before="0" w:beforeAutospacing="0" w:after="0" w:afterAutospacing="0"/>
         <w:textAlignment w:val="baseline"/>
         <w:rPr>
-          <w:rFonts w:ascii="Chalkboard" w:hAnsi="Chalkboard"/>
-          <w:b/>
-          <w:bCs/>
-          <w:sz w:val="32"/>
-          <w:szCs w:val="32"/>
-        </w:rPr>
-      </w:pPr>
-      <w:r>
-        <w:rPr>
-          <w:rFonts w:ascii="Chalkboard" w:hAnsi="Chalkboard"/>
-          <w:b/>
-          <w:bCs/>
-          <w:sz w:val="32"/>
-          <w:szCs w:val="32"/>
-        </w:rPr>
-        <w:t>Ecco queste mani</w:t>
-      </w:r>
-      <w:r>
-        <w:rPr>
-          <w:rFonts w:ascii="Chalkboard" w:hAnsi="Chalkboard"/>
-          <w:b/>
-          <w:bCs/>
-          <w:sz w:val="32"/>
-          <w:szCs w:val="32"/>
-        </w:rPr>
-        <w:br/>
-        <w:t>puoi usarle se lo vuoi</w:t>
-      </w:r>
-      <w:r>
-        <w:rPr>
-          <w:rFonts w:ascii="Chalkboard" w:hAnsi="Chalkboard"/>
-          <w:b/>
-          <w:bCs/>
-          <w:sz w:val="32"/>
-          <w:szCs w:val="32"/>
-        </w:rPr>
-        <w:br/>
-        <w:t xml:space="preserve">per dividere nel mondo </w:t>
-      </w:r>
-    </w:p>
-    <w:p>
-      <w:pPr>
-        <w:pStyle w:val="NormaleWeb"/>
-        <w:spacing w:before="0" w:beforeAutospacing="0" w:after="0" w:afterAutospacing="0"/>
-        <w:textAlignment w:val="baseline"/>
-        <w:rPr>
-          <w:rFonts w:ascii="Chalkboard" w:hAnsi="Chalkboard"/>
-          <w:b/>
-          <w:bCs/>
-          <w:sz w:val="32"/>
-          <w:szCs w:val="32"/>
-        </w:rPr>
-      </w:pPr>
-      <w:r>
-        <w:rPr>
-          <w:rFonts w:ascii="Chalkboard" w:hAnsi="Chalkboard"/>
-          <w:b/>
-          <w:bCs/>
-          <w:sz w:val="32"/>
-          <w:szCs w:val="32"/>
-        </w:rPr>
-        <w:t>il pane che tu hai dato a noi.</w:t>
-      </w:r>
-    </w:p>
-    <w:p>
-      <w:pPr>
-        <w:pStyle w:val="NormaleWeb"/>
-        <w:spacing w:before="0" w:beforeAutospacing="0" w:after="0" w:afterAutospacing="0"/>
-        <w:textAlignment w:val="baseline"/>
-        <w:rPr>
-          <w:rFonts w:ascii="Chalkboard" w:hAnsi="Chalkboard"/>
-          <w:b/>
-          <w:bCs/>
-          <w:sz w:val="20"/>
-          <w:szCs w:val="20"/>
-        </w:rPr>
-      </w:pPr>
-    </w:p>
-    <w:p>
-      <w:pPr>
-        <w:pStyle w:val="NormaleWeb"/>
-        <w:spacing w:before="0" w:beforeAutospacing="0"/>
-        <w:textAlignment w:val="baseline"/>
-        <w:rPr>
-          <w:rFonts w:ascii="Chalkboard" w:hAnsi="Chalkboard"/>
-          <w:sz w:val="32"/>
-          <w:szCs w:val="32"/>
-        </w:rPr>
-      </w:pPr>
-      <w:r>
-        <w:rPr>
-          <w:rFonts w:ascii="Chalkboard" w:hAnsi="Chalkboard"/>
-          <w:sz w:val="32"/>
-          <w:szCs w:val="32"/>
-        </w:rPr>
-        <w:t>Solo una goccia hai messo fra le mani mie</w:t>
-      </w:r>
-      <w:r>
-        <w:rPr>
-          <w:rFonts w:ascii="Chalkboard" w:hAnsi="Chalkboard"/>
-          <w:sz w:val="32"/>
-          <w:szCs w:val="32"/>
-        </w:rPr>
-        <w:br/>
-        <w:t>solo una goccia che tu ora chiedi a me</w:t>
-      </w:r>
-      <w:r>
-        <w:rPr>
-          <w:rFonts w:ascii="Chalkboard" w:hAnsi="Chalkboard"/>
-          <w:sz w:val="32"/>
-          <w:szCs w:val="32"/>
-        </w:rPr>
-        <w:br/>
-        <w:t>una goccia che in mano a te</w:t>
-      </w:r>
-      <w:r>
-        <w:rPr>
-          <w:rFonts w:ascii="Chalkboard" w:hAnsi="Chalkboard"/>
-          <w:sz w:val="32"/>
-          <w:szCs w:val="32"/>
-        </w:rPr>
-        <w:br/>
-        <w:t>una pioggia diventerà</w:t>
-      </w:r>
-      <w:r>
-        <w:rPr>
-          <w:rFonts w:ascii="Chalkboard" w:hAnsi="Chalkboard"/>
-          <w:sz w:val="32"/>
-          <w:szCs w:val="32"/>
-        </w:rPr>
-        <w:br/>
-        <w:t>e la terra feconderà.</w:t>
-      </w:r>
-    </w:p>
-    <w:p>
-      <w:pPr>
-        <w:pStyle w:val="NormaleWeb"/>
-        <w:spacing w:before="0" w:beforeAutospacing="0" w:after="0" w:afterAutospacing="0"/>
-        <w:rPr>
-          <w:rFonts w:ascii="Chalkboard" w:hAnsi="Chalkboard"/>
-          <w:sz w:val="32"/>
-          <w:szCs w:val="32"/>
-        </w:rPr>
-      </w:pPr>
-      <w:r>
-        <w:rPr>
-          <w:rFonts w:ascii="Chalkboard" w:hAnsi="Chalkboard"/>
-          <w:b/>
-          <w:bCs/>
-          <w:sz w:val="32"/>
-          <w:szCs w:val="32"/>
-        </w:rPr>
-        <w:lastRenderedPageBreak/>
+          <w:rFonts w:ascii="Chalkboard" w:hAnsi="Chalkboard" w:cs="Open Sans"/>
+          <w:spacing w:val="15"/>
+          <w:sz w:val="32"/>
+          <w:szCs w:val="32"/>
+        </w:rPr>
+      </w:pPr>
+      <w:r>
+        <w:rPr>
+          <w:rFonts w:ascii="Chalkboard" w:hAnsi="Chalkboard" w:cs="Open Sans"/>
+          <w:b/>
+          <w:bCs/>
+          <w:spacing w:val="15"/>
+          <w:sz w:val="32"/>
+          <w:szCs w:val="32"/>
+          <w:bdr w:val="none" w:sz="0" w:space="0" w:color="auto" w:frame="1"/>
+        </w:rPr>
         <w:t>RIT.</w:t>
+      </w:r>
+      <w:r>
+        <w:rPr>
+          <w:rFonts w:ascii="Chalkboard" w:hAnsi="Chalkboard" w:cs="Open Sans"/>
+          <w:spacing w:val="15"/>
+          <w:sz w:val="32"/>
+          <w:szCs w:val="32"/>
+        </w:rPr>
+        <w:t> </w:t>
       </w:r>
       <w:r>
         <w:rPr>
@@ -833,7 +1220,7 @@
           <w:szCs w:val="36"/>
           <w:u w:val="single"/>
         </w:rPr>
-        <w:t>Comunione:</w:t>
+        <w:t>Santo</w:t>
       </w:r>
       <w:r>
         <w:rPr>
@@ -844,7 +1231,7 @@
           <w:szCs w:val="36"/>
           <w:u w:val="single"/>
         </w:rPr>
-        <w:t xml:space="preserve"> </w:t>
+        <w:t xml:space="preserve">: </w:t>
       </w:r>
       <w:r>
         <w:rPr>
@@ -855,14 +1242,44 @@
           <w:szCs w:val="36"/>
           <w:u w:val="single"/>
         </w:rPr>
-        <w:t>PREGHIERA SEMPLICE</w:t>
-      </w:r>
-    </w:p>
-    <w:p>
-      <w:pPr>
-        <w:pStyle w:val="NormaleWeb"/>
-        <w:shd w:val="clear" w:color="auto" w:fill="FFFFFF"/>
-        <w:spacing w:before="0" w:beforeAutospacing="0" w:after="0" w:afterAutospacing="0"/>
+        <w:t>SANTO</w:t>
+      </w:r>
+      <w:r>
+        <w:rPr>
+          <w:rFonts w:ascii="Chalkboard" w:hAnsi="Chalkboard" w:cs="Arial"/>
+          <w:b/>
+          <w:bCs/>
+          <w:sz w:val="36"/>
+          <w:szCs w:val="36"/>
+          <w:u w:val="single"/>
+        </w:rPr>
+        <w:t xml:space="preserve"> (GEN VERDE</w:t>
+      </w:r>
+      <w:r>
+        <w:rPr>
+          <w:rFonts w:ascii="Chalkboard" w:hAnsi="Chalkboard" w:cs="Arial"/>
+          <w:b/>
+          <w:bCs/>
+          <w:sz w:val="36"/>
+          <w:szCs w:val="36"/>
+          <w:u w:val="single"/>
+        </w:rPr>
+        <w:t xml:space="preserve"> ROSSO</w:t>
+      </w:r>
+      <w:r>
+        <w:rPr>
+          <w:rFonts w:ascii="Chalkboard" w:hAnsi="Chalkboard" w:cs="Arial"/>
+          <w:b/>
+          <w:bCs/>
+          <w:sz w:val="36"/>
+          <w:szCs w:val="36"/>
+          <w:u w:val="single"/>
+        </w:rPr>
+        <w:t>)</w:t>
+      </w:r>
+    </w:p>
+    <w:p>
+      <w:pPr>
         <w:rPr>
           <w:rFonts w:ascii="Chalkboard" w:hAnsi="Chalkboard" w:cs="Arial"/>
           <w:b/>
@@ -875,180 +1292,92 @@
     </w:p>
     <w:p>
       <w:pPr>
-        <w:rPr>
-          <w:rFonts w:ascii="Chalkboard" w:hAnsi="Chalkboard" w:cs="Poppins"/>
-          <w:sz w:val="32"/>
-          <w:szCs w:val="32"/>
-        </w:rPr>
-      </w:pPr>
-      <w:r>
-        <w:rPr>
-          <w:rFonts w:ascii="Chalkboard" w:hAnsi="Chalkboard" w:cs="Poppins"/>
-          <w:sz w:val="32"/>
-          <w:szCs w:val="32"/>
-        </w:rPr>
-        <w:t>D</w:t>
-      </w:r>
-      <w:r>
-        <w:rPr>
-          <w:rFonts w:ascii="Chalkboard" w:hAnsi="Chalkboard" w:cs="Poppins"/>
-          <w:sz w:val="32"/>
-          <w:szCs w:val="32"/>
-        </w:rPr>
-        <w:t xml:space="preserve">ov'è odio fa' ch'io porti </w:t>
-      </w:r>
-      <w:r>
-        <w:rPr>
-          <w:rFonts w:ascii="Chalkboard" w:hAnsi="Chalkboard" w:cs="Poppins"/>
-          <w:sz w:val="32"/>
-          <w:szCs w:val="32"/>
-        </w:rPr>
-        <w:t>a</w:t>
-      </w:r>
-      <w:r>
-        <w:rPr>
-          <w:rFonts w:ascii="Chalkboard" w:hAnsi="Chalkboard" w:cs="Poppins"/>
-          <w:sz w:val="32"/>
-          <w:szCs w:val="32"/>
-        </w:rPr>
-        <w:t>more,</w:t>
-      </w:r>
-      <w:r>
-        <w:rPr>
-          <w:rFonts w:ascii="Chalkboard" w:hAnsi="Chalkboard" w:cs="Poppins"/>
+        <w:pStyle w:val="NormaleWeb"/>
+        <w:shd w:val="clear" w:color="auto" w:fill="FCFCFC"/>
+        <w:spacing w:before="0" w:beforeAutospacing="0" w:after="0" w:afterAutospacing="0"/>
+        <w:textAlignment w:val="baseline"/>
+        <w:rPr>
+          <w:rFonts w:ascii="Chalkboard" w:hAnsi="Chalkboard" w:cs="Open Sans"/>
+          <w:sz w:val="32"/>
+          <w:szCs w:val="32"/>
+        </w:rPr>
+      </w:pPr>
+      <w:r>
+        <w:rPr>
+          <w:rFonts w:ascii="Chalkboard" w:hAnsi="Chalkboard" w:cs="Open Sans"/>
+          <w:sz w:val="32"/>
+          <w:szCs w:val="32"/>
+        </w:rPr>
+        <w:t>Santo, Santo,</w:t>
+      </w:r>
+      <w:r>
+        <w:rPr>
+          <w:rFonts w:ascii="Chalkboard" w:hAnsi="Chalkboard" w:cs="Open Sans"/>
           <w:sz w:val="32"/>
           <w:szCs w:val="32"/>
         </w:rPr>
         <w:br/>
-        <w:t xml:space="preserve">dov'è offesa ch'io porti il </w:t>
-      </w:r>
-      <w:r>
-        <w:rPr>
-          <w:rFonts w:ascii="Chalkboard" w:hAnsi="Chalkboard" w:cs="Poppins"/>
-          <w:sz w:val="32"/>
-          <w:szCs w:val="32"/>
-        </w:rPr>
-        <w:t>p</w:t>
-      </w:r>
-      <w:r>
-        <w:rPr>
-          <w:rFonts w:ascii="Chalkboard" w:hAnsi="Chalkboard" w:cs="Poppins"/>
-          <w:sz w:val="32"/>
-          <w:szCs w:val="32"/>
-        </w:rPr>
-        <w:t>erdono,</w:t>
-      </w:r>
-      <w:r>
-        <w:rPr>
-          <w:rFonts w:ascii="Chalkboard" w:hAnsi="Chalkboard" w:cs="Poppins"/>
+        <w:t>Santo il Signore,</w:t>
+      </w:r>
+      <w:r>
+        <w:rPr>
+          <w:rFonts w:ascii="Chalkboard" w:hAnsi="Chalkboard" w:cs="Open Sans"/>
+          <w:sz w:val="32"/>
+          <w:szCs w:val="32"/>
+        </w:rPr>
+        <w:t xml:space="preserve"> </w:t>
+      </w:r>
+      <w:r>
+        <w:rPr>
+          <w:rFonts w:ascii="Chalkboard" w:hAnsi="Chalkboard" w:cs="Open Sans"/>
+          <w:sz w:val="32"/>
+          <w:szCs w:val="32"/>
+        </w:rPr>
+        <w:t>Dio dell’universo.</w:t>
+      </w:r>
+      <w:r>
+        <w:rPr>
+          <w:rFonts w:ascii="Chalkboard" w:hAnsi="Chalkboard" w:cs="Open Sans"/>
           <w:sz w:val="32"/>
           <w:szCs w:val="32"/>
         </w:rPr>
         <w:br/>
-        <w:t xml:space="preserve">dov'è </w:t>
-      </w:r>
-      <w:r>
-        <w:rPr>
-          <w:rFonts w:ascii="Chalkboard" w:hAnsi="Chalkboard" w:cs="Poppins"/>
-          <w:sz w:val="32"/>
-          <w:szCs w:val="32"/>
-        </w:rPr>
-        <w:t xml:space="preserve">la </w:t>
-      </w:r>
-      <w:r>
-        <w:rPr>
-          <w:rFonts w:ascii="Chalkboard" w:hAnsi="Chalkboard" w:cs="Poppins"/>
-          <w:sz w:val="32"/>
-          <w:szCs w:val="32"/>
-        </w:rPr>
-        <w:t>discordia</w:t>
-      </w:r>
-      <w:r>
-        <w:rPr>
-          <w:rFonts w:ascii="Chalkboard" w:hAnsi="Chalkboard" w:cs="Poppins"/>
-          <w:sz w:val="32"/>
-          <w:szCs w:val="32"/>
-        </w:rPr>
-        <w:t xml:space="preserve"> fa’</w:t>
-      </w:r>
-      <w:r>
-        <w:rPr>
-          <w:rFonts w:ascii="Chalkboard" w:hAnsi="Chalkboard" w:cs="Poppins"/>
-          <w:sz w:val="32"/>
-          <w:szCs w:val="32"/>
-        </w:rPr>
-        <w:t xml:space="preserve"> ch'io porti </w:t>
-      </w:r>
-      <w:r>
-        <w:rPr>
-          <w:rFonts w:ascii="Chalkboard" w:hAnsi="Chalkboard" w:cs="Poppins"/>
-          <w:sz w:val="32"/>
-          <w:szCs w:val="32"/>
-        </w:rPr>
-        <w:t>u</w:t>
-      </w:r>
-      <w:r>
-        <w:rPr>
-          <w:rFonts w:ascii="Chalkboard" w:hAnsi="Chalkboard" w:cs="Poppins"/>
-          <w:sz w:val="32"/>
-          <w:szCs w:val="32"/>
-        </w:rPr>
-        <w:t>nione</w:t>
-      </w:r>
-      <w:r>
-        <w:rPr>
-          <w:rFonts w:ascii="Chalkboard" w:hAnsi="Chalkboard" w:cs="Poppins"/>
-          <w:sz w:val="32"/>
-          <w:szCs w:val="32"/>
-        </w:rPr>
-        <w:t>,</w:t>
-      </w:r>
-    </w:p>
-    <w:p>
-      <w:pPr>
-        <w:rPr>
-          <w:rFonts w:ascii="Chalkboard" w:hAnsi="Chalkboard" w:cs="Poppins"/>
-          <w:sz w:val="32"/>
-          <w:szCs w:val="32"/>
-        </w:rPr>
-      </w:pPr>
-      <w:r>
-        <w:rPr>
-          <w:rFonts w:ascii="Chalkboard" w:hAnsi="Chalkboard" w:cs="Poppins"/>
-          <w:sz w:val="32"/>
-          <w:szCs w:val="32"/>
-        </w:rPr>
-        <w:t>dov'è dubbio fa'</w:t>
-      </w:r>
-      <w:r>
-        <w:rPr>
-          <w:rFonts w:ascii="Chalkboard" w:hAnsi="Chalkboard" w:cs="Poppins"/>
-          <w:sz w:val="32"/>
-          <w:szCs w:val="32"/>
-        </w:rPr>
-        <w:t xml:space="preserve"> Signor</w:t>
-      </w:r>
-      <w:r>
-        <w:rPr>
-          <w:rFonts w:ascii="Chalkboard" w:hAnsi="Chalkboard" w:cs="Poppins"/>
-          <w:sz w:val="32"/>
-          <w:szCs w:val="32"/>
-        </w:rPr>
-        <w:t xml:space="preserve"> ch'io porti</w:t>
-      </w:r>
-      <w:r>
-        <w:rPr>
-          <w:rFonts w:ascii="Chalkboard" w:hAnsi="Chalkboard" w:cs="Poppins"/>
-          <w:sz w:val="32"/>
-          <w:szCs w:val="32"/>
-        </w:rPr>
-        <w:t xml:space="preserve"> Te.</w:t>
-      </w:r>
-    </w:p>
-    <w:p>
-      <w:pPr>
-        <w:rPr>
-          <w:rFonts w:ascii="Chalkboard" w:hAnsi="Chalkboard" w:cs="Poppins"/>
+        <w:t>Santo, Santo.</w:t>
+      </w:r>
+      <w:r>
+        <w:rPr>
+          <w:rFonts w:ascii="Chalkboard" w:hAnsi="Chalkboard" w:cs="Open Sans"/>
+          <w:sz w:val="32"/>
+          <w:szCs w:val="32"/>
+        </w:rPr>
+        <w:br/>
+        <w:t>I cieli e la terra</w:t>
+      </w:r>
+      <w:r>
+        <w:rPr>
+          <w:rFonts w:ascii="Chalkboard" w:hAnsi="Chalkboard" w:cs="Open Sans"/>
+          <w:sz w:val="32"/>
+          <w:szCs w:val="32"/>
+        </w:rPr>
+        <w:t xml:space="preserve"> </w:t>
+      </w:r>
+      <w:r>
+        <w:rPr>
+          <w:rFonts w:ascii="Chalkboard" w:hAnsi="Chalkboard" w:cs="Open Sans"/>
+          <w:sz w:val="32"/>
+          <w:szCs w:val="32"/>
+        </w:rPr>
+        <w:t>sono pieni della tua gloria.</w:t>
+      </w:r>
+    </w:p>
+    <w:p>
+      <w:pPr>
+        <w:pStyle w:val="NormaleWeb"/>
+        <w:shd w:val="clear" w:color="auto" w:fill="FCFCFC"/>
+        <w:spacing w:before="0" w:beforeAutospacing="0" w:after="0" w:afterAutospacing="0"/>
+        <w:textAlignment w:val="baseline"/>
+        <w:rPr>
+          <w:rFonts w:ascii="Chalkboard" w:hAnsi="Chalkboard" w:cs="Open Sans"/>
           <w:sz w:val="20"/>
           <w:szCs w:val="20"/>
         </w:rPr>
@@ -1056,23 +1385,262 @@
     </w:p>
     <w:p>
       <w:pPr>
-        <w:rPr>
-          <w:rFonts w:ascii="Chalkboard" w:hAnsi="Chalkboard" w:cs="Poppins"/>
-          <w:sz w:val="32"/>
-          <w:szCs w:val="32"/>
-        </w:rPr>
-      </w:pPr>
-      <w:r>
-        <w:rPr>
-          <w:rFonts w:ascii="Chalkboard" w:hAnsi="Chalkboard" w:cs="Poppins"/>
-          <w:sz w:val="32"/>
-          <w:szCs w:val="32"/>
-        </w:rPr>
-        <w:t>E la verità dov’è l’errore,</w:t>
-      </w:r>
-    </w:p>
-    <w:p>
-      <w:pPr>
+        <w:pStyle w:val="NormaleWeb"/>
+        <w:shd w:val="clear" w:color="auto" w:fill="FCFCFC"/>
+        <w:spacing w:before="0" w:beforeAutospacing="0" w:after="0" w:afterAutospacing="0"/>
+        <w:textAlignment w:val="baseline"/>
+        <w:rPr>
+          <w:rFonts w:ascii="Chalkboard" w:hAnsi="Chalkboard" w:cs="Open Sans"/>
+          <w:sz w:val="32"/>
+          <w:szCs w:val="32"/>
+        </w:rPr>
+      </w:pPr>
+      <w:r>
+        <w:rPr>
+          <w:rFonts w:ascii="Chalkboard" w:hAnsi="Chalkboard" w:cs="Open Sans"/>
+          <w:sz w:val="32"/>
+          <w:szCs w:val="32"/>
+        </w:rPr>
+        <w:t>Osanna nell’alto dei cieli.</w:t>
+      </w:r>
+      <w:r>
+        <w:rPr>
+          <w:rFonts w:ascii="Chalkboard" w:hAnsi="Chalkboard" w:cs="Open Sans"/>
+          <w:sz w:val="32"/>
+          <w:szCs w:val="32"/>
+        </w:rPr>
+        <w:t xml:space="preserve"> </w:t>
+      </w:r>
+      <w:r>
+        <w:rPr>
+          <w:rFonts w:ascii="Chalkboard" w:hAnsi="Chalkboard" w:cs="Open Sans"/>
+          <w:sz w:val="32"/>
+          <w:szCs w:val="32"/>
+        </w:rPr>
+        <w:t>Osanna nell’alto dei cieli.</w:t>
+      </w:r>
+    </w:p>
+    <w:p>
+      <w:pPr>
+        <w:pStyle w:val="NormaleWeb"/>
+        <w:shd w:val="clear" w:color="auto" w:fill="FCFCFC"/>
+        <w:spacing w:before="0" w:beforeAutospacing="0" w:after="0" w:afterAutospacing="0"/>
+        <w:textAlignment w:val="baseline"/>
+        <w:rPr>
+          <w:rFonts w:ascii="Chalkboard" w:hAnsi="Chalkboard" w:cs="Open Sans"/>
+          <w:sz w:val="20"/>
+          <w:szCs w:val="20"/>
+        </w:rPr>
+      </w:pPr>
+    </w:p>
+    <w:p>
+      <w:pPr>
+        <w:pStyle w:val="NormaleWeb"/>
+        <w:shd w:val="clear" w:color="auto" w:fill="FCFCFC"/>
+        <w:spacing w:before="0" w:beforeAutospacing="0" w:after="0" w:afterAutospacing="0"/>
+        <w:textAlignment w:val="baseline"/>
+        <w:rPr>
+          <w:rFonts w:ascii="Chalkboard" w:hAnsi="Chalkboard" w:cs="Open Sans"/>
+          <w:sz w:val="32"/>
+          <w:szCs w:val="32"/>
+        </w:rPr>
+      </w:pPr>
+      <w:r>
+        <w:rPr>
+          <w:rFonts w:ascii="Chalkboard" w:hAnsi="Chalkboard" w:cs="Open Sans"/>
+          <w:sz w:val="32"/>
+          <w:szCs w:val="32"/>
+        </w:rPr>
+        <w:t>Santo, Santo,</w:t>
+      </w:r>
+      <w:r>
+        <w:rPr>
+          <w:rFonts w:ascii="Chalkboard" w:hAnsi="Chalkboard" w:cs="Open Sans"/>
+          <w:sz w:val="32"/>
+          <w:szCs w:val="32"/>
+        </w:rPr>
+        <w:br/>
+        <w:t>Santo il Signore,</w:t>
+      </w:r>
+      <w:r>
+        <w:rPr>
+          <w:rFonts w:ascii="Chalkboard" w:hAnsi="Chalkboard" w:cs="Open Sans"/>
+          <w:sz w:val="32"/>
+          <w:szCs w:val="32"/>
+        </w:rPr>
+        <w:t xml:space="preserve"> </w:t>
+      </w:r>
+      <w:r>
+        <w:rPr>
+          <w:rFonts w:ascii="Chalkboard" w:hAnsi="Chalkboard" w:cs="Open Sans"/>
+          <w:sz w:val="32"/>
+          <w:szCs w:val="32"/>
+        </w:rPr>
+        <w:t>Dio dell’universo.</w:t>
+      </w:r>
+      <w:r>
+        <w:rPr>
+          <w:rFonts w:ascii="Chalkboard" w:hAnsi="Chalkboard" w:cs="Open Sans"/>
+          <w:sz w:val="32"/>
+          <w:szCs w:val="32"/>
+        </w:rPr>
+        <w:br/>
+        <w:t>Santo, Santo.</w:t>
+      </w:r>
+      <w:r>
+        <w:rPr>
+          <w:rFonts w:ascii="Chalkboard" w:hAnsi="Chalkboard" w:cs="Open Sans"/>
+          <w:sz w:val="32"/>
+          <w:szCs w:val="32"/>
+        </w:rPr>
+        <w:br/>
+        <w:t>I cieli e la terra</w:t>
+      </w:r>
+      <w:r>
+        <w:rPr>
+          <w:rFonts w:ascii="Chalkboard" w:hAnsi="Chalkboard" w:cs="Open Sans"/>
+          <w:sz w:val="32"/>
+          <w:szCs w:val="32"/>
+        </w:rPr>
+        <w:t xml:space="preserve"> </w:t>
+      </w:r>
+      <w:r>
+        <w:rPr>
+          <w:rFonts w:ascii="Chalkboard" w:hAnsi="Chalkboard" w:cs="Open Sans"/>
+          <w:sz w:val="32"/>
+          <w:szCs w:val="32"/>
+        </w:rPr>
+        <w:t>sono pieni della tua gloria.</w:t>
+      </w:r>
+    </w:p>
+    <w:p>
+      <w:pPr>
+        <w:pStyle w:val="NormaleWeb"/>
+        <w:shd w:val="clear" w:color="auto" w:fill="FCFCFC"/>
+        <w:spacing w:before="0" w:beforeAutospacing="0" w:after="0" w:afterAutospacing="0"/>
+        <w:textAlignment w:val="baseline"/>
+        <w:rPr>
+          <w:rFonts w:ascii="Chalkboard" w:hAnsi="Chalkboard" w:cs="Open Sans"/>
+          <w:sz w:val="20"/>
+          <w:szCs w:val="20"/>
+        </w:rPr>
+      </w:pPr>
+    </w:p>
+    <w:p>
+      <w:pPr>
+        <w:pStyle w:val="NormaleWeb"/>
+        <w:shd w:val="clear" w:color="auto" w:fill="FCFCFC"/>
+        <w:spacing w:before="0" w:beforeAutospacing="0" w:after="0" w:afterAutospacing="0"/>
+        <w:textAlignment w:val="baseline"/>
+        <w:rPr>
+          <w:rFonts w:ascii="Chalkboard" w:hAnsi="Chalkboard" w:cs="Open Sans"/>
+          <w:sz w:val="32"/>
+          <w:szCs w:val="32"/>
+        </w:rPr>
+      </w:pPr>
+      <w:r>
+        <w:rPr>
+          <w:rFonts w:ascii="Chalkboard" w:hAnsi="Chalkboard" w:cs="Open Sans"/>
+          <w:sz w:val="32"/>
+          <w:szCs w:val="32"/>
+        </w:rPr>
+        <w:lastRenderedPageBreak/>
+        <w:t>Benedetto colui che viene</w:t>
+      </w:r>
+      <w:r>
+        <w:rPr>
+          <w:rFonts w:ascii="Chalkboard" w:hAnsi="Chalkboard" w:cs="Open Sans"/>
+          <w:sz w:val="32"/>
+          <w:szCs w:val="32"/>
+        </w:rPr>
+        <w:t xml:space="preserve"> </w:t>
+      </w:r>
+      <w:r>
+        <w:rPr>
+          <w:rFonts w:ascii="Chalkboard" w:hAnsi="Chalkboard" w:cs="Open Sans"/>
+          <w:sz w:val="32"/>
+          <w:szCs w:val="32"/>
+        </w:rPr>
+        <w:t>nel nome del Signore.</w:t>
+      </w:r>
+      <w:r>
+        <w:rPr>
+          <w:rFonts w:ascii="Chalkboard" w:hAnsi="Chalkboard" w:cs="Open Sans"/>
+          <w:sz w:val="32"/>
+          <w:szCs w:val="32"/>
+        </w:rPr>
+        <w:br/>
+        <w:t>Osanna nell’alto dei cieli.</w:t>
+      </w:r>
+      <w:r>
+        <w:rPr>
+          <w:rFonts w:ascii="Chalkboard" w:hAnsi="Chalkboard" w:cs="Open Sans"/>
+          <w:sz w:val="32"/>
+          <w:szCs w:val="32"/>
+        </w:rPr>
+        <w:t xml:space="preserve"> </w:t>
+      </w:r>
+      <w:r>
+        <w:rPr>
+          <w:rFonts w:ascii="Chalkboard" w:hAnsi="Chalkboard" w:cs="Open Sans"/>
+          <w:sz w:val="32"/>
+          <w:szCs w:val="32"/>
+        </w:rPr>
+        <w:t>Osanna nell’alto dei cieli.</w:t>
+      </w:r>
+    </w:p>
+    <w:p>
+      <w:pPr>
+        <w:pStyle w:val="NormaleWeb"/>
+        <w:shd w:val="clear" w:color="auto" w:fill="FCFCFC"/>
+        <w:spacing w:before="0" w:beforeAutospacing="0" w:after="0" w:afterAutospacing="0"/>
+        <w:textAlignment w:val="baseline"/>
+        <w:rPr>
+          <w:rFonts w:ascii="Chalkboard" w:hAnsi="Chalkboard" w:cs="Open Sans"/>
+          <w:sz w:val="20"/>
+          <w:szCs w:val="20"/>
+        </w:rPr>
+      </w:pPr>
+    </w:p>
+    <w:p>
+      <w:pPr>
+        <w:pStyle w:val="NormaleWeb"/>
+        <w:shd w:val="clear" w:color="auto" w:fill="FCFCFC"/>
+        <w:spacing w:before="0" w:beforeAutospacing="0" w:after="0" w:afterAutospacing="0"/>
+        <w:textAlignment w:val="baseline"/>
+        <w:rPr>
+          <w:rFonts w:ascii="Chalkboard" w:hAnsi="Chalkboard" w:cs="Open Sans"/>
+          <w:sz w:val="32"/>
+          <w:szCs w:val="32"/>
+        </w:rPr>
+      </w:pPr>
+      <w:r>
+        <w:rPr>
+          <w:rFonts w:ascii="Chalkboard" w:hAnsi="Chalkboard" w:cs="Open Sans"/>
+          <w:sz w:val="32"/>
+          <w:szCs w:val="32"/>
+        </w:rPr>
+        <w:t>Santo, Santo, Santo.</w:t>
+      </w:r>
+    </w:p>
+    <w:p>
+      <w:pPr>
+        <w:pStyle w:val="NormaleWeb"/>
+        <w:shd w:val="clear" w:color="auto" w:fill="FCFCFC"/>
+        <w:spacing w:before="0" w:beforeAutospacing="0" w:after="0" w:afterAutospacing="0"/>
+        <w:textAlignment w:val="baseline"/>
+        <w:rPr>
+          <w:rFonts w:ascii="Chalkboard" w:hAnsi="Chalkboard"/>
+          <w:sz w:val="36"/>
+          <w:szCs w:val="40"/>
+        </w:rPr>
+      </w:pPr>
+    </w:p>
+    <w:p>
+      <w:pPr>
+        <w:pStyle w:val="NormaleWeb"/>
+        <w:shd w:val="clear" w:color="auto" w:fill="FFFFFF"/>
+        <w:spacing w:before="0" w:beforeAutospacing="0" w:after="0" w:afterAutospacing="0"/>
         <w:rPr>
           <w:rFonts w:ascii="Chalkboard" w:hAnsi="Chalkboard" w:cs="Arial"/>
           <w:b/>
@@ -1084,121 +1652,383 @@
       </w:pPr>
       <w:r>
         <w:rPr>
-          <w:rFonts w:ascii="Chalkboard" w:hAnsi="Chalkboard" w:cs="Poppins"/>
-          <w:sz w:val="32"/>
-          <w:szCs w:val="32"/>
-        </w:rPr>
-        <w:t>la speranza per chi è disperato,</w:t>
-      </w:r>
-      <w:r>
-        <w:rPr>
-          <w:rFonts w:ascii="Chalkboard" w:hAnsi="Chalkboard" w:cs="Poppins"/>
+          <w:rFonts w:ascii="Chalkboard" w:hAnsi="Chalkboard" w:cs="Arial"/>
+          <w:b/>
+          <w:bCs/>
+          <w:sz w:val="36"/>
+          <w:szCs w:val="36"/>
+          <w:u w:val="single"/>
+        </w:rPr>
+        <w:t>Comunione:</w:t>
+      </w:r>
+      <w:r>
+        <w:rPr>
+          <w:rFonts w:ascii="Chalkboard" w:hAnsi="Chalkboard" w:cs="Arial"/>
+          <w:b/>
+          <w:bCs/>
+          <w:sz w:val="36"/>
+          <w:szCs w:val="36"/>
+          <w:u w:val="single"/>
+        </w:rPr>
+        <w:t xml:space="preserve"> </w:t>
+      </w:r>
+      <w:r>
+        <w:rPr>
+          <w:rFonts w:ascii="Chalkboard" w:hAnsi="Chalkboard" w:cs="Arial"/>
+          <w:b/>
+          <w:bCs/>
+          <w:sz w:val="36"/>
+          <w:szCs w:val="36"/>
+          <w:u w:val="single"/>
+        </w:rPr>
+        <w:t>ABBRACCIAMI</w:t>
+      </w:r>
+    </w:p>
+    <w:p>
+      <w:pPr>
+        <w:pStyle w:val="NormaleWeb"/>
+        <w:shd w:val="clear" w:color="auto" w:fill="FFFFFF"/>
+        <w:spacing w:before="0" w:beforeAutospacing="0" w:after="0" w:afterAutospacing="0"/>
+        <w:rPr>
+          <w:rFonts w:ascii="Chalkboard" w:hAnsi="Chalkboard" w:cs="Arial"/>
+          <w:b/>
+          <w:bCs/>
+          <w:sz w:val="20"/>
+          <w:szCs w:val="20"/>
+          <w:u w:val="single"/>
+        </w:rPr>
+      </w:pPr>
+    </w:p>
+    <w:p>
+      <w:pPr>
+        <w:rPr>
+          <w:rFonts w:ascii="Chalkboard" w:hAnsi="Chalkboard"/>
+          <w:color w:val="000000"/>
+          <w:sz w:val="32"/>
+          <w:szCs w:val="32"/>
+        </w:rPr>
+      </w:pPr>
+      <w:r>
+        <w:rPr>
+          <w:rFonts w:ascii="Chalkboard" w:hAnsi="Chalkboard"/>
+          <w:color w:val="000000"/>
+          <w:sz w:val="32"/>
+          <w:szCs w:val="32"/>
+        </w:rPr>
+        <w:t xml:space="preserve">Gesù parola viva e vera </w:t>
+      </w:r>
+    </w:p>
+    <w:p>
+      <w:pPr>
+        <w:rPr>
+          <w:rFonts w:ascii="Chalkboard" w:hAnsi="Chalkboard"/>
+          <w:color w:val="000000"/>
+          <w:sz w:val="32"/>
+          <w:szCs w:val="32"/>
+        </w:rPr>
+      </w:pPr>
+      <w:r>
+        <w:rPr>
+          <w:rFonts w:ascii="Chalkboard" w:hAnsi="Chalkboard"/>
+          <w:color w:val="000000"/>
+          <w:sz w:val="32"/>
+          <w:szCs w:val="32"/>
+        </w:rPr>
+        <w:t>sorgente che disseta e cura ogni ferita</w:t>
+      </w:r>
+      <w:r>
+        <w:rPr>
+          <w:rFonts w:ascii="Chalkboard" w:hAnsi="Chalkboard"/>
+          <w:color w:val="000000"/>
+          <w:sz w:val="32"/>
+          <w:szCs w:val="32"/>
+        </w:rPr>
+        <w:t>.</w:t>
+      </w:r>
+      <w:r>
+        <w:rPr>
+          <w:rFonts w:ascii="Chalkboard" w:hAnsi="Chalkboard"/>
+          <w:color w:val="000000"/>
           <w:sz w:val="32"/>
           <w:szCs w:val="32"/>
         </w:rPr>
         <w:br/>
-        <w:t xml:space="preserve">dov'è </w:t>
-      </w:r>
-      <w:r>
-        <w:rPr>
-          <w:rFonts w:ascii="Chalkboard" w:hAnsi="Chalkboard" w:cs="Poppins"/>
-          <w:sz w:val="32"/>
-          <w:szCs w:val="32"/>
-        </w:rPr>
-        <w:t xml:space="preserve">la </w:t>
-      </w:r>
-      <w:r>
-        <w:rPr>
-          <w:rFonts w:ascii="Chalkboard" w:hAnsi="Chalkboard" w:cs="Poppins"/>
-          <w:sz w:val="32"/>
-          <w:szCs w:val="32"/>
-        </w:rPr>
-        <w:t>tristezza</w:t>
-      </w:r>
-      <w:r>
-        <w:rPr>
-          <w:rFonts w:ascii="Chalkboard" w:hAnsi="Chalkboard" w:cs="Poppins"/>
-          <w:sz w:val="32"/>
-          <w:szCs w:val="32"/>
-        </w:rPr>
-        <w:t xml:space="preserve"> fa’</w:t>
-      </w:r>
-      <w:r>
-        <w:rPr>
-          <w:rFonts w:ascii="Chalkboard" w:hAnsi="Chalkboard" w:cs="Poppins"/>
-          <w:sz w:val="32"/>
-          <w:szCs w:val="32"/>
-        </w:rPr>
-        <w:t xml:space="preserve"> ch'io porti </w:t>
-      </w:r>
-      <w:r>
-        <w:rPr>
-          <w:rFonts w:ascii="Chalkboard" w:hAnsi="Chalkboard" w:cs="Poppins"/>
-          <w:sz w:val="32"/>
-          <w:szCs w:val="32"/>
-        </w:rPr>
-        <w:t>g</w:t>
-      </w:r>
-      <w:r>
-        <w:rPr>
-          <w:rFonts w:ascii="Chalkboard" w:hAnsi="Chalkboard" w:cs="Poppins"/>
-          <w:sz w:val="32"/>
-          <w:szCs w:val="32"/>
-        </w:rPr>
-        <w:t>ioia,</w:t>
-      </w:r>
-      <w:r>
-        <w:rPr>
-          <w:rFonts w:ascii="Chalkboard" w:hAnsi="Chalkboard" w:cs="Poppins"/>
+      </w:r>
+      <w:r>
+        <w:rPr>
+          <w:rFonts w:ascii="Chalkboard" w:hAnsi="Chalkboard"/>
+          <w:color w:val="000000"/>
+          <w:sz w:val="32"/>
+          <w:szCs w:val="32"/>
+        </w:rPr>
+        <w:t>F</w:t>
+      </w:r>
+      <w:r>
+        <w:rPr>
+          <w:rFonts w:ascii="Chalkboard" w:hAnsi="Chalkboard"/>
+          <w:color w:val="000000"/>
+          <w:sz w:val="32"/>
+          <w:szCs w:val="32"/>
+        </w:rPr>
+        <w:t>erma s</w:t>
+      </w:r>
+      <w:r>
+        <w:rPr>
+          <w:rFonts w:ascii="Chalkboard" w:hAnsi="Chalkboard"/>
+          <w:color w:val="000000"/>
+          <w:sz w:val="32"/>
+          <w:szCs w:val="32"/>
+        </w:rPr>
+        <w:t>u</w:t>
+      </w:r>
+      <w:r>
+        <w:rPr>
+          <w:rFonts w:ascii="Chalkboard" w:hAnsi="Chalkboard"/>
+          <w:color w:val="000000"/>
+          <w:sz w:val="32"/>
+          <w:szCs w:val="32"/>
+        </w:rPr>
+        <w:t xml:space="preserve"> di me i tuoi occhi </w:t>
+      </w:r>
+    </w:p>
+    <w:p>
+      <w:pPr>
+        <w:rPr>
+          <w:rFonts w:ascii="Chalkboard" w:hAnsi="Chalkboard"/>
+          <w:color w:val="000000"/>
+          <w:sz w:val="20"/>
+          <w:szCs w:val="20"/>
+        </w:rPr>
+      </w:pPr>
+      <w:r>
+        <w:rPr>
+          <w:rFonts w:ascii="Chalkboard" w:hAnsi="Chalkboard"/>
+          <w:color w:val="000000"/>
+          <w:sz w:val="32"/>
+          <w:szCs w:val="32"/>
+        </w:rPr>
+        <w:t>la tua mano stendi e donami la vita.</w:t>
+      </w:r>
+      <w:r>
+        <w:rPr>
+          <w:rFonts w:ascii="Chalkboard" w:hAnsi="Chalkboard"/>
+          <w:color w:val="000000"/>
           <w:sz w:val="32"/>
           <w:szCs w:val="32"/>
         </w:rPr>
         <w:br/>
-        <w:t>dov</w:t>
-      </w:r>
-      <w:r>
-        <w:rPr>
-          <w:rFonts w:ascii="Chalkboard" w:hAnsi="Chalkboard" w:cs="Poppins"/>
-          <w:sz w:val="32"/>
-          <w:szCs w:val="32"/>
-        </w:rPr>
-        <w:t>’è il buio la tua luce porterò.</w:t>
-      </w:r>
-    </w:p>
-    <w:p>
-      <w:pPr>
-        <w:pStyle w:val="NormaleWeb"/>
-        <w:shd w:val="clear" w:color="auto" w:fill="FFFFFF"/>
-        <w:spacing w:before="300" w:beforeAutospacing="0" w:after="0" w:afterAutospacing="0"/>
-        <w:rPr>
-          <w:rFonts w:ascii="Chalkboard" w:hAnsi="Chalkboard" w:cs="Poppins"/>
-          <w:sz w:val="32"/>
-          <w:szCs w:val="32"/>
-        </w:rPr>
-      </w:pPr>
-      <w:r>
-        <w:rPr>
-          <w:rFonts w:ascii="Chalkboard" w:hAnsi="Chalkboard" w:cs="Poppins"/>
-          <w:sz w:val="32"/>
-          <w:szCs w:val="32"/>
-        </w:rPr>
-        <w:t xml:space="preserve">O </w:t>
-      </w:r>
-      <w:r>
-        <w:rPr>
-          <w:rFonts w:ascii="Chalkboard" w:hAnsi="Chalkboard" w:cs="Poppins"/>
-          <w:sz w:val="32"/>
-          <w:szCs w:val="32"/>
-        </w:rPr>
-        <w:t>Maestro fa' che io non cerch</w:t>
-      </w:r>
-      <w:r>
-        <w:rPr>
-          <w:rFonts w:ascii="Chalkboard" w:hAnsi="Chalkboard" w:cs="Poppins"/>
-          <w:sz w:val="32"/>
-          <w:szCs w:val="32"/>
-        </w:rPr>
-        <w:t>i</w:t>
+      </w:r>
+    </w:p>
+    <w:p>
+      <w:pPr>
+        <w:rPr>
+          <w:rFonts w:ascii="Chalkboard" w:hAnsi="Chalkboard"/>
+          <w:b/>
+          <w:bCs/>
+          <w:color w:val="000000"/>
+          <w:sz w:val="32"/>
+          <w:szCs w:val="32"/>
+        </w:rPr>
+      </w:pPr>
+      <w:r>
+        <w:rPr>
+          <w:rFonts w:ascii="Chalkboard" w:hAnsi="Chalkboard"/>
+          <w:b/>
+          <w:bCs/>
+          <w:color w:val="000000"/>
+          <w:sz w:val="32"/>
+          <w:szCs w:val="32"/>
+        </w:rPr>
+        <w:t xml:space="preserve">RIT. Abbracciami </w:t>
+      </w:r>
+      <w:r>
+        <w:rPr>
+          <w:rFonts w:ascii="Chalkboard" w:hAnsi="Chalkboard"/>
+          <w:b/>
+          <w:bCs/>
+          <w:color w:val="000000"/>
+          <w:sz w:val="32"/>
+          <w:szCs w:val="32"/>
+        </w:rPr>
+        <w:t>D</w:t>
+      </w:r>
+      <w:r>
+        <w:rPr>
+          <w:rFonts w:ascii="Chalkboard" w:hAnsi="Chalkboard"/>
+          <w:b/>
+          <w:bCs/>
+          <w:color w:val="000000"/>
+          <w:sz w:val="32"/>
+          <w:szCs w:val="32"/>
+        </w:rPr>
+        <w:t xml:space="preserve">io dell'eternità </w:t>
+      </w:r>
+    </w:p>
+    <w:p>
+      <w:pPr>
+        <w:rPr>
+          <w:rFonts w:ascii="Chalkboard" w:hAnsi="Chalkboard"/>
+          <w:b/>
+          <w:bCs/>
+          <w:color w:val="000000"/>
+          <w:sz w:val="32"/>
+          <w:szCs w:val="32"/>
+        </w:rPr>
+      </w:pPr>
+      <w:r>
+        <w:rPr>
+          <w:rFonts w:ascii="Chalkboard" w:hAnsi="Chalkboard"/>
+          <w:b/>
+          <w:bCs/>
+          <w:color w:val="000000"/>
+          <w:sz w:val="32"/>
+          <w:szCs w:val="32"/>
+        </w:rPr>
+        <w:t>rifugio dell'anima grazia che opera.</w:t>
+      </w:r>
+      <w:r>
+        <w:rPr>
+          <w:rFonts w:ascii="Chalkboard" w:hAnsi="Chalkboard"/>
+          <w:b/>
+          <w:bCs/>
+          <w:color w:val="000000"/>
+          <w:sz w:val="32"/>
+          <w:szCs w:val="32"/>
+        </w:rPr>
+        <w:br/>
+        <w:t xml:space="preserve">Riscaldami fuoco che libera </w:t>
+      </w:r>
+    </w:p>
+    <w:p>
+      <w:pPr>
+        <w:rPr>
+          <w:rFonts w:ascii="Chalkboard" w:hAnsi="Chalkboard"/>
+          <w:color w:val="000000"/>
+          <w:sz w:val="20"/>
+          <w:szCs w:val="20"/>
+        </w:rPr>
+      </w:pPr>
+      <w:r>
+        <w:rPr>
+          <w:rFonts w:ascii="Chalkboard" w:hAnsi="Chalkboard"/>
+          <w:b/>
+          <w:bCs/>
+          <w:color w:val="000000"/>
+          <w:sz w:val="32"/>
+          <w:szCs w:val="32"/>
+        </w:rPr>
+        <w:t>manda il tuo spirito, Maranatha Gesù.</w:t>
+      </w:r>
+      <w:r>
+        <w:rPr>
+          <w:rFonts w:ascii="Chalkboard" w:hAnsi="Chalkboard"/>
+          <w:color w:val="000000"/>
+          <w:sz w:val="32"/>
+          <w:szCs w:val="32"/>
+        </w:rPr>
+        <w:br/>
+      </w:r>
+    </w:p>
+    <w:p>
+      <w:pPr>
+        <w:rPr>
+          <w:rFonts w:ascii="Chalkboard" w:hAnsi="Chalkboard"/>
+          <w:color w:val="000000"/>
+          <w:sz w:val="32"/>
+          <w:szCs w:val="32"/>
+        </w:rPr>
+      </w:pPr>
+      <w:r>
+        <w:rPr>
+          <w:rFonts w:ascii="Chalkboard" w:hAnsi="Chalkboard"/>
+          <w:color w:val="000000"/>
+          <w:sz w:val="32"/>
+          <w:szCs w:val="32"/>
+        </w:rPr>
+        <w:t xml:space="preserve">Gesù asciuga il nostro pianto </w:t>
+      </w:r>
+    </w:p>
+    <w:p>
+      <w:pPr>
+        <w:rPr>
+          <w:rFonts w:ascii="Chalkboard" w:hAnsi="Chalkboard"/>
+          <w:color w:val="000000"/>
+          <w:sz w:val="32"/>
+          <w:szCs w:val="32"/>
+        </w:rPr>
+      </w:pPr>
+      <w:r>
+        <w:rPr>
+          <w:rFonts w:ascii="Chalkboard" w:hAnsi="Chalkboard"/>
+          <w:color w:val="000000"/>
+          <w:sz w:val="32"/>
+          <w:szCs w:val="32"/>
+        </w:rPr>
+        <w:t>L</w:t>
+      </w:r>
+      <w:r>
+        <w:rPr>
+          <w:rFonts w:ascii="Chalkboard" w:hAnsi="Chalkboard"/>
+          <w:color w:val="000000"/>
+          <w:sz w:val="32"/>
+          <w:szCs w:val="32"/>
+        </w:rPr>
+        <w:t>eone vincitore della tribù di Giuda</w:t>
+      </w:r>
+      <w:r>
+        <w:rPr>
+          <w:rFonts w:ascii="Chalkboard" w:hAnsi="Chalkboard"/>
+          <w:color w:val="000000"/>
+          <w:sz w:val="32"/>
+          <w:szCs w:val="32"/>
+        </w:rPr>
+        <w:t>.</w:t>
+      </w:r>
+      <w:r>
+        <w:rPr>
+          <w:rFonts w:ascii="Chalkboard" w:hAnsi="Chalkboard"/>
+          <w:color w:val="000000"/>
+          <w:sz w:val="32"/>
+          <w:szCs w:val="32"/>
+        </w:rPr>
+        <w:br/>
+      </w:r>
+      <w:r>
+        <w:rPr>
+          <w:rFonts w:ascii="Chalkboard" w:hAnsi="Chalkboard"/>
+          <w:color w:val="000000"/>
+          <w:sz w:val="32"/>
+          <w:szCs w:val="32"/>
+        </w:rPr>
+        <w:t>Vieni</w:t>
+      </w:r>
+      <w:r>
+        <w:rPr>
+          <w:rFonts w:ascii="Chalkboard" w:hAnsi="Chalkboard"/>
+          <w:color w:val="000000"/>
+          <w:sz w:val="32"/>
+          <w:szCs w:val="32"/>
+        </w:rPr>
+        <w:t xml:space="preserve"> nella tua potenza questo cuore sciogli </w:t>
+      </w:r>
+    </w:p>
+    <w:p>
+      <w:pPr>
+        <w:rPr>
+          <w:rFonts w:ascii="Chalkboard" w:hAnsi="Chalkboard"/>
+          <w:color w:val="000000"/>
+          <w:sz w:val="32"/>
+          <w:szCs w:val="32"/>
+        </w:rPr>
+      </w:pPr>
+      <w:r>
+        <w:rPr>
+          <w:rFonts w:ascii="Chalkboard" w:hAnsi="Chalkboard"/>
+          <w:color w:val="000000"/>
+          <w:sz w:val="32"/>
+          <w:szCs w:val="32"/>
+        </w:rPr>
+        <w:t>con ogni sua paura.</w:t>
       </w:r>
     </w:p>
     <w:p>
@@ -1206,39 +2036,106 @@
         <w:pStyle w:val="NormaleWeb"/>
         <w:shd w:val="clear" w:color="auto" w:fill="FFFFFF"/>
         <w:spacing w:before="0" w:beforeAutospacing="0" w:after="0" w:afterAutospacing="0"/>
-        <w:rPr>
-          <w:rFonts w:ascii="Chalkboard" w:hAnsi="Chalkboard" w:cs="Poppins"/>
-          <w:sz w:val="32"/>
-          <w:szCs w:val="32"/>
-        </w:rPr>
-      </w:pPr>
-      <w:r>
-        <w:rPr>
-          <w:rFonts w:ascii="Chalkboard" w:hAnsi="Chalkboard" w:cs="Poppins"/>
-          <w:sz w:val="32"/>
-          <w:szCs w:val="32"/>
-        </w:rPr>
-        <w:t>D’essere amato ma di amare,</w:t>
-      </w:r>
+        <w:textAlignment w:val="baseline"/>
+        <w:rPr>
+          <w:rFonts w:ascii="Chalkboard" w:hAnsi="Chalkboard" w:cs="Open Sans"/>
+          <w:spacing w:val="15"/>
+          <w:sz w:val="20"/>
+          <w:szCs w:val="20"/>
+          <w:bdr w:val="none" w:sz="0" w:space="0" w:color="auto" w:frame="1"/>
+        </w:rPr>
+      </w:pPr>
     </w:p>
     <w:p>
       <w:pPr>
         <w:pStyle w:val="NormaleWeb"/>
         <w:shd w:val="clear" w:color="auto" w:fill="FFFFFF"/>
         <w:spacing w:before="0" w:beforeAutospacing="0" w:after="0" w:afterAutospacing="0"/>
-        <w:rPr>
-          <w:rFonts w:ascii="Chalkboard" w:hAnsi="Chalkboard" w:cs="Poppins"/>
-          <w:sz w:val="32"/>
-          <w:szCs w:val="32"/>
-        </w:rPr>
-      </w:pPr>
-      <w:r>
-        <w:rPr>
-          <w:rFonts w:ascii="Chalkboard" w:hAnsi="Chalkboard" w:cs="Poppins"/>
-          <w:sz w:val="32"/>
-          <w:szCs w:val="32"/>
-        </w:rPr>
-        <w:t>solo con la morte si vivrà in eterno,</w:t>
+        <w:textAlignment w:val="baseline"/>
+        <w:rPr>
+          <w:rFonts w:ascii="Chalkboard" w:hAnsi="Chalkboard" w:cs="Open Sans"/>
+          <w:spacing w:val="15"/>
+          <w:sz w:val="32"/>
+          <w:szCs w:val="32"/>
+        </w:rPr>
+      </w:pPr>
+      <w:r>
+        <w:rPr>
+          <w:rFonts w:ascii="Chalkboard" w:hAnsi="Chalkboard" w:cs="Open Sans"/>
+          <w:b/>
+          <w:bCs/>
+          <w:spacing w:val="15"/>
+          <w:sz w:val="32"/>
+          <w:szCs w:val="32"/>
+          <w:bdr w:val="none" w:sz="0" w:space="0" w:color="auto" w:frame="1"/>
+        </w:rPr>
+        <w:t>RIT.</w:t>
+      </w:r>
+      <w:r>
+        <w:rPr>
+          <w:rFonts w:ascii="Chalkboard" w:hAnsi="Chalkboard" w:cs="Open Sans"/>
+          <w:spacing w:val="15"/>
+          <w:sz w:val="32"/>
+          <w:szCs w:val="32"/>
+        </w:rPr>
+        <w:t> </w:t>
+      </w:r>
+    </w:p>
+    <w:p>
+      <w:pPr>
+        <w:rPr>
+          <w:rFonts w:ascii="Chalkboard" w:hAnsi="Chalkboard"/>
+          <w:color w:val="000000"/>
+          <w:sz w:val="20"/>
+          <w:szCs w:val="20"/>
+        </w:rPr>
+      </w:pPr>
+    </w:p>
+    <w:p>
+      <w:pPr>
+        <w:rPr>
+          <w:rFonts w:ascii="Chalkboard" w:hAnsi="Chalkboard"/>
+          <w:color w:val="000000"/>
+          <w:sz w:val="20"/>
+          <w:szCs w:val="20"/>
+        </w:rPr>
+      </w:pPr>
+      <w:r>
+        <w:rPr>
+          <w:rFonts w:ascii="Chalkboard" w:hAnsi="Chalkboard"/>
+          <w:color w:val="000000"/>
+          <w:sz w:val="32"/>
+          <w:szCs w:val="32"/>
+        </w:rPr>
+        <w:t xml:space="preserve">Per sempre io cantero la tua immensa fedeltà </w:t>
+      </w:r>
+    </w:p>
+    <w:p>
+      <w:pPr>
+        <w:rPr>
+          <w:rFonts w:ascii="Chalkboard" w:hAnsi="Chalkboard"/>
+          <w:color w:val="000000"/>
+          <w:sz w:val="32"/>
+          <w:szCs w:val="32"/>
+        </w:rPr>
+      </w:pPr>
+      <w:r>
+        <w:rPr>
+          <w:rFonts w:ascii="Chalkboard" w:hAnsi="Chalkboard"/>
+          <w:color w:val="000000"/>
+          <w:sz w:val="32"/>
+          <w:szCs w:val="32"/>
+        </w:rPr>
+        <w:t>il tuo spirito in me in eterno ti loder</w:t>
+      </w:r>
+      <w:r>
+        <w:rPr>
+          <w:rFonts w:ascii="Chalkboard" w:hAnsi="Chalkboard"/>
+          <w:color w:val="000000"/>
+          <w:sz w:val="32"/>
+          <w:szCs w:val="32"/>
+        </w:rPr>
+        <w:t>à. (2v.)</w:t>
       </w:r>
     </w:p>
     <w:p>
@@ -1246,19 +2143,43 @@
         <w:pStyle w:val="NormaleWeb"/>
         <w:shd w:val="clear" w:color="auto" w:fill="FFFFFF"/>
         <w:spacing w:before="0" w:beforeAutospacing="0" w:after="0" w:afterAutospacing="0"/>
-        <w:rPr>
-          <w:rFonts w:ascii="Chalkboard" w:hAnsi="Chalkboard" w:cs="Poppins"/>
-          <w:sz w:val="32"/>
-          <w:szCs w:val="32"/>
-        </w:rPr>
-      </w:pPr>
-      <w:r>
-        <w:rPr>
-          <w:rFonts w:ascii="Chalkboard" w:hAnsi="Chalkboard" w:cs="Poppins"/>
-          <w:sz w:val="32"/>
-          <w:szCs w:val="32"/>
-        </w:rPr>
-        <w:t>o Signor fammi strumento del tuo amor.</w:t>
+        <w:textAlignment w:val="baseline"/>
+        <w:rPr>
+          <w:rFonts w:ascii="Chalkboard" w:hAnsi="Chalkboard" w:cs="Open Sans"/>
+          <w:spacing w:val="15"/>
+          <w:sz w:val="20"/>
+          <w:szCs w:val="20"/>
+          <w:bdr w:val="none" w:sz="0" w:space="0" w:color="auto" w:frame="1"/>
+        </w:rPr>
+      </w:pPr>
+    </w:p>
+    <w:p>
+      <w:pPr>
+        <w:pStyle w:val="NormaleWeb"/>
+        <w:shd w:val="clear" w:color="auto" w:fill="FFFFFF"/>
+        <w:spacing w:before="0" w:beforeAutospacing="0" w:after="0" w:afterAutospacing="0"/>
+        <w:textAlignment w:val="baseline"/>
+        <w:rPr>
+          <w:rFonts w:ascii="Chalkboard" w:hAnsi="Chalkboard" w:cs="Open Sans"/>
+          <w:b/>
+          <w:bCs/>
+          <w:spacing w:val="15"/>
+          <w:sz w:val="32"/>
+          <w:szCs w:val="32"/>
+          <w:bdr w:val="none" w:sz="0" w:space="0" w:color="auto" w:frame="1"/>
+        </w:rPr>
+      </w:pPr>
+      <w:r>
+        <w:rPr>
+          <w:rFonts w:ascii="Chalkboard" w:hAnsi="Chalkboard" w:cs="Open Sans"/>
+          <w:b/>
+          <w:bCs/>
+          <w:spacing w:val="15"/>
+          <w:sz w:val="32"/>
+          <w:szCs w:val="32"/>
+          <w:bdr w:val="none" w:sz="0" w:space="0" w:color="auto" w:frame="1"/>
+        </w:rPr>
+        <w:t>RIT.</w:t>
       </w:r>
     </w:p>
     <w:p>
@@ -1280,6 +2201,9 @@
     </w:p>
     <w:p>
       <w:pPr>
+        <w:pStyle w:val="NormaleWeb"/>
+        <w:shd w:val="clear" w:color="auto" w:fill="FFFFFF"/>
+        <w:spacing w:before="0" w:beforeAutospacing="0" w:after="0" w:afterAutospacing="0"/>
         <w:rPr>
           <w:rFonts w:ascii="Chalkboard" w:hAnsi="Chalkboard" w:cs="Arial"/>
           <w:b/>
@@ -1298,7 +2222,7 @@
           <w:szCs w:val="36"/>
           <w:u w:val="single"/>
         </w:rPr>
-        <w:t>C</w:t>
+        <w:t xml:space="preserve">Comunione: </w:t>
       </w:r>
       <w:r>
         <w:rPr>
@@ -1309,9 +2233,611 @@
           <w:szCs w:val="36"/>
           <w:u w:val="single"/>
         </w:rPr>
-        <w:t>ongedo</w:t>
-      </w:r>
-      <w:r>
+        <w:t>DANZA LA VITA</w:t>
+      </w:r>
+    </w:p>
+    <w:p>
+      <w:pPr>
+        <w:pStyle w:val="NormaleWeb"/>
+        <w:shd w:val="clear" w:color="auto" w:fill="FFFFFF"/>
+        <w:spacing w:before="0" w:beforeAutospacing="0" w:after="0" w:afterAutospacing="0"/>
+        <w:rPr>
+          <w:rFonts w:ascii="Chalkboard" w:hAnsi="Chalkboard" w:cs="Arial"/>
+          <w:b/>
+          <w:bCs/>
+          <w:sz w:val="20"/>
+          <w:szCs w:val="20"/>
+          <w:u w:val="single"/>
+        </w:rPr>
+      </w:pPr>
+    </w:p>
+    <w:p>
+      <w:pPr>
+        <w:pStyle w:val="NormaleWeb"/>
+        <w:shd w:val="clear" w:color="auto" w:fill="FFFFFF"/>
+        <w:spacing w:before="270" w:beforeAutospacing="0" w:after="0" w:afterAutospacing="0"/>
+        <w:contextualSpacing/>
+        <w:rPr>
+          <w:rFonts w:ascii="Chalkboard" w:hAnsi="Chalkboard" w:cs="Arial"/>
+          <w:sz w:val="32"/>
+          <w:szCs w:val="32"/>
+        </w:rPr>
+      </w:pPr>
+      <w:r>
+        <w:rPr>
+          <w:rFonts w:ascii="Chalkboard" w:hAnsi="Chalkboard" w:cs="Arial"/>
+          <w:sz w:val="32"/>
+          <w:szCs w:val="32"/>
+          <w:shd w:val="clear" w:color="auto" w:fill="FFFFFF"/>
+        </w:rPr>
+        <w:t>Canta con la voce e con il cuore,</w:t>
+      </w:r>
+      <w:r>
+        <w:rPr>
+          <w:rFonts w:ascii="Chalkboard" w:hAnsi="Chalkboard" w:cs="Arial"/>
+          <w:sz w:val="32"/>
+          <w:szCs w:val="32"/>
+        </w:rPr>
+        <w:br/>
+      </w:r>
+      <w:r>
+        <w:rPr>
+          <w:rFonts w:ascii="Chalkboard" w:hAnsi="Chalkboard" w:cs="Arial"/>
+          <w:sz w:val="32"/>
+          <w:szCs w:val="32"/>
+          <w:shd w:val="clear" w:color="auto" w:fill="FFFFFF"/>
+        </w:rPr>
+        <w:t>con la bocca e con la vita,</w:t>
+      </w:r>
+      <w:r>
+        <w:rPr>
+          <w:rFonts w:ascii="Chalkboard" w:hAnsi="Chalkboard" w:cs="Arial"/>
+          <w:sz w:val="32"/>
+          <w:szCs w:val="32"/>
+        </w:rPr>
+        <w:br/>
+      </w:r>
+      <w:r>
+        <w:rPr>
+          <w:rFonts w:ascii="Chalkboard" w:hAnsi="Chalkboard" w:cs="Arial"/>
+          <w:sz w:val="32"/>
+          <w:szCs w:val="32"/>
+          <w:shd w:val="clear" w:color="auto" w:fill="FFFFFF"/>
+        </w:rPr>
+        <w:t>canta senza stonature,</w:t>
+      </w:r>
+      <w:r>
+        <w:rPr>
+          <w:rFonts w:ascii="Chalkboard" w:hAnsi="Chalkboard" w:cs="Arial"/>
+          <w:sz w:val="32"/>
+          <w:szCs w:val="32"/>
+        </w:rPr>
+        <w:br/>
+      </w:r>
+      <w:r>
+        <w:rPr>
+          <w:rFonts w:ascii="Chalkboard" w:hAnsi="Chalkboard" w:cs="Arial"/>
+          <w:sz w:val="32"/>
+          <w:szCs w:val="32"/>
+          <w:shd w:val="clear" w:color="auto" w:fill="FFFFFF"/>
+        </w:rPr>
+        <w:t>la verità...del cuore</w:t>
+      </w:r>
+    </w:p>
+    <w:p>
+      <w:pPr>
+        <w:pStyle w:val="NormaleWeb"/>
+        <w:shd w:val="clear" w:color="auto" w:fill="FFFFFF"/>
+        <w:spacing w:before="270" w:beforeAutospacing="0" w:after="0" w:afterAutospacing="0"/>
+        <w:contextualSpacing/>
+        <w:rPr>
+          <w:rStyle w:val="testobackgiallo"/>
+          <w:rFonts w:ascii="Arial" w:hAnsi="Arial" w:cs="Arial"/>
+          <w:sz w:val="32"/>
+          <w:szCs w:val="32"/>
+          <w:shd w:val="clear" w:color="auto" w:fill="FFFF00"/>
+        </w:rPr>
+      </w:pPr>
+      <w:r>
+        <w:rPr>
+          <w:rFonts w:ascii="Chalkboard" w:hAnsi="Chalkboard" w:cs="Arial"/>
+          <w:sz w:val="32"/>
+          <w:szCs w:val="32"/>
+          <w:shd w:val="clear" w:color="auto" w:fill="FFFFFF"/>
+        </w:rPr>
+        <w:t>Canta come cantano i viandanti</w:t>
+      </w:r>
+      <w:r>
+        <w:rPr>
+          <w:rFonts w:ascii="Chalkboard" w:hAnsi="Chalkboard" w:cs="Arial"/>
+          <w:sz w:val="32"/>
+          <w:szCs w:val="32"/>
+        </w:rPr>
+        <w:br/>
+      </w:r>
+      <w:r>
+        <w:rPr>
+          <w:rFonts w:ascii="Chalkboard" w:hAnsi="Chalkboard" w:cs="Arial"/>
+          <w:sz w:val="32"/>
+          <w:szCs w:val="32"/>
+          <w:shd w:val="clear" w:color="auto" w:fill="FFFFFF"/>
+        </w:rPr>
+        <w:t>Non solo per riempire il tempo</w:t>
+      </w:r>
+      <w:r>
+        <w:rPr>
+          <w:rFonts w:ascii="Chalkboard" w:hAnsi="Chalkboard" w:cs="Arial"/>
+          <w:sz w:val="32"/>
+          <w:szCs w:val="32"/>
+        </w:rPr>
+        <w:br/>
+      </w:r>
+      <w:r>
+        <w:rPr>
+          <w:rFonts w:ascii="Chalkboard" w:hAnsi="Chalkboard" w:cs="Arial"/>
+          <w:sz w:val="32"/>
+          <w:szCs w:val="32"/>
+          <w:shd w:val="clear" w:color="auto" w:fill="FFFFFF"/>
+        </w:rPr>
+        <w:t>Ma per sostenere lo sforzo</w:t>
+      </w:r>
+      <w:r>
+        <w:rPr>
+          <w:rFonts w:ascii="Chalkboard" w:hAnsi="Chalkboard" w:cs="Arial"/>
+          <w:sz w:val="32"/>
+          <w:szCs w:val="32"/>
+        </w:rPr>
+        <w:br/>
+      </w:r>
+      <w:r>
+        <w:rPr>
+          <w:rFonts w:ascii="Chalkboard" w:hAnsi="Chalkboard" w:cs="Arial"/>
+          <w:sz w:val="32"/>
+          <w:szCs w:val="32"/>
+          <w:shd w:val="clear" w:color="auto" w:fill="FFFFFF"/>
+        </w:rPr>
+        <w:lastRenderedPageBreak/>
+        <w:t>Canta e cammina</w:t>
+      </w:r>
+      <w:r>
+        <w:rPr>
+          <w:rFonts w:ascii="Chalkboard" w:hAnsi="Chalkboard" w:cs="Arial"/>
+          <w:sz w:val="32"/>
+          <w:szCs w:val="32"/>
+        </w:rPr>
+        <w:br/>
+      </w:r>
+      <w:r>
+        <w:rPr>
+          <w:rFonts w:ascii="Chalkboard" w:hAnsi="Chalkboard" w:cs="Arial"/>
+          <w:sz w:val="32"/>
+          <w:szCs w:val="32"/>
+          <w:shd w:val="clear" w:color="auto" w:fill="FFFFFF"/>
+        </w:rPr>
+        <w:t>Canta e cammina</w:t>
+      </w:r>
+    </w:p>
+    <w:p>
+      <w:pPr>
+        <w:pStyle w:val="NormaleWeb"/>
+        <w:shd w:val="clear" w:color="auto" w:fill="FFFFFF"/>
+        <w:spacing w:before="270" w:beforeAutospacing="0" w:after="0" w:afterAutospacing="0"/>
+        <w:contextualSpacing/>
+        <w:rPr>
+          <w:rFonts w:ascii="Chalkboard" w:hAnsi="Chalkboard" w:cs="Segoe UI"/>
+          <w:sz w:val="22"/>
+          <w:szCs w:val="22"/>
+        </w:rPr>
+      </w:pPr>
+    </w:p>
+    <w:p>
+      <w:pPr>
+        <w:pStyle w:val="NormaleWeb"/>
+        <w:shd w:val="clear" w:color="auto" w:fill="FFFFFF"/>
+        <w:spacing w:before="270" w:beforeAutospacing="0" w:after="0" w:afterAutospacing="0"/>
+        <w:contextualSpacing/>
+        <w:rPr>
+          <w:rFonts w:ascii="Chalkboard" w:hAnsi="Chalkboard" w:cs="Arial"/>
+          <w:b/>
+          <w:bCs/>
+          <w:sz w:val="32"/>
+          <w:szCs w:val="32"/>
+          <w:shd w:val="clear" w:color="auto" w:fill="FFFFFF"/>
+        </w:rPr>
+      </w:pPr>
+      <w:r>
+        <w:rPr>
+          <w:rFonts w:ascii="Chalkboard" w:hAnsi="Chalkboard" w:cs="Segoe UI"/>
+          <w:b/>
+          <w:bCs/>
+          <w:sz w:val="32"/>
+          <w:szCs w:val="32"/>
+        </w:rPr>
+        <w:t xml:space="preserve">RIT. </w:t>
+      </w:r>
+      <w:r>
+        <w:rPr>
+          <w:rFonts w:ascii="Chalkboard" w:hAnsi="Chalkboard" w:cs="Arial"/>
+          <w:b/>
+          <w:bCs/>
+          <w:sz w:val="32"/>
+          <w:szCs w:val="32"/>
+          <w:shd w:val="clear" w:color="auto" w:fill="FFFFFF"/>
+        </w:rPr>
+        <w:t xml:space="preserve">Se poi, credi non possa bastare, </w:t>
+      </w:r>
+    </w:p>
+    <w:p>
+      <w:pPr>
+        <w:pStyle w:val="NormaleWeb"/>
+        <w:shd w:val="clear" w:color="auto" w:fill="FFFFFF"/>
+        <w:spacing w:before="270" w:beforeAutospacing="0" w:after="0" w:afterAutospacing="0"/>
+        <w:contextualSpacing/>
+        <w:rPr>
+          <w:rStyle w:val="mw-poem-indented"/>
+          <w:rFonts w:ascii="Chalkboard" w:hAnsi="Chalkboard" w:cs="Arial"/>
+          <w:b/>
+          <w:bCs/>
+          <w:sz w:val="32"/>
+          <w:szCs w:val="32"/>
+          <w:shd w:val="clear" w:color="auto" w:fill="FFFFFF"/>
+        </w:rPr>
+      </w:pPr>
+      <w:r>
+        <w:rPr>
+          <w:rFonts w:ascii="Chalkboard" w:hAnsi="Chalkboard" w:cs="Arial"/>
+          <w:b/>
+          <w:bCs/>
+          <w:sz w:val="32"/>
+          <w:szCs w:val="32"/>
+          <w:shd w:val="clear" w:color="auto" w:fill="FFFFFF"/>
+        </w:rPr>
+        <w:t>segui il tempo stai pronto e…</w:t>
+      </w:r>
+      <w:r>
+        <w:rPr>
+          <w:rFonts w:ascii="Chalkboard" w:hAnsi="Chalkboard" w:cs="Arial"/>
+          <w:b/>
+          <w:bCs/>
+          <w:sz w:val="32"/>
+          <w:szCs w:val="32"/>
+        </w:rPr>
+        <w:br/>
+      </w:r>
+      <w:r>
+        <w:rPr>
+          <w:rStyle w:val="mw-poem-indented"/>
+          <w:rFonts w:ascii="Chalkboard" w:hAnsi="Chalkboard" w:cs="Arial"/>
+          <w:b/>
+          <w:bCs/>
+          <w:sz w:val="32"/>
+          <w:szCs w:val="32"/>
+          <w:shd w:val="clear" w:color="auto" w:fill="FFFFFF"/>
+        </w:rPr>
+        <w:t xml:space="preserve">Danza la vita al ritmo dello spirito </w:t>
+      </w:r>
+    </w:p>
+    <w:p>
+      <w:pPr>
+        <w:pStyle w:val="NormaleWeb"/>
+        <w:shd w:val="clear" w:color="auto" w:fill="FFFFFF"/>
+        <w:spacing w:before="270" w:beforeAutospacing="0" w:after="0" w:afterAutospacing="0"/>
+        <w:contextualSpacing/>
+        <w:rPr>
+          <w:rStyle w:val="mw-poem-indented"/>
+          <w:rFonts w:ascii="Chalkboard" w:hAnsi="Chalkboard" w:cs="Arial"/>
+          <w:b/>
+          <w:bCs/>
+          <w:sz w:val="32"/>
+          <w:szCs w:val="32"/>
+          <w:shd w:val="clear" w:color="auto" w:fill="FFFFFF"/>
+        </w:rPr>
+      </w:pPr>
+      <w:r>
+        <w:rPr>
+          <w:rStyle w:val="mw-poem-indented"/>
+          <w:rFonts w:ascii="Chalkboard" w:hAnsi="Chalkboard" w:cs="Arial"/>
+          <w:b/>
+          <w:bCs/>
+          <w:sz w:val="32"/>
+          <w:szCs w:val="32"/>
+          <w:shd w:val="clear" w:color="auto" w:fill="FFFFFF"/>
+        </w:rPr>
+        <w:t>Danza, danza al ritmo che c'è in te</w:t>
+      </w:r>
+      <w:r>
+        <w:rPr>
+          <w:rFonts w:ascii="Chalkboard" w:hAnsi="Chalkboard" w:cs="Arial"/>
+          <w:b/>
+          <w:bCs/>
+          <w:sz w:val="32"/>
+          <w:szCs w:val="32"/>
+        </w:rPr>
+        <w:br/>
+      </w:r>
+      <w:r>
+        <w:rPr>
+          <w:rStyle w:val="mw-poem-indented"/>
+          <w:rFonts w:ascii="Chalkboard" w:hAnsi="Chalkboard" w:cs="Arial"/>
+          <w:b/>
+          <w:bCs/>
+          <w:sz w:val="32"/>
+          <w:szCs w:val="32"/>
+          <w:shd w:val="clear" w:color="auto" w:fill="FFFFFF"/>
+        </w:rPr>
+        <w:t xml:space="preserve">Danza la vita al ritmo dello spirito </w:t>
+      </w:r>
+    </w:p>
+    <w:p>
+      <w:pPr>
+        <w:pStyle w:val="NormaleWeb"/>
+        <w:shd w:val="clear" w:color="auto" w:fill="FFFFFF"/>
+        <w:spacing w:before="270" w:beforeAutospacing="0" w:after="0" w:afterAutospacing="0"/>
+        <w:contextualSpacing/>
+        <w:rPr>
+          <w:rStyle w:val="mw-poem-indented"/>
+          <w:rFonts w:ascii="Chalkboard" w:hAnsi="Chalkboard" w:cs="Arial"/>
+          <w:b/>
+          <w:bCs/>
+          <w:sz w:val="32"/>
+          <w:szCs w:val="32"/>
+          <w:shd w:val="clear" w:color="auto" w:fill="FFFFFF"/>
+        </w:rPr>
+      </w:pPr>
+      <w:r>
+        <w:rPr>
+          <w:rStyle w:val="mw-poem-indented"/>
+          <w:rFonts w:ascii="Chalkboard" w:hAnsi="Chalkboard" w:cs="Arial"/>
+          <w:b/>
+          <w:bCs/>
+          <w:sz w:val="32"/>
+          <w:szCs w:val="32"/>
+          <w:shd w:val="clear" w:color="auto" w:fill="FFFFFF"/>
+        </w:rPr>
+        <w:t>Danza, danza al ritmo che c'è in te</w:t>
+      </w:r>
+    </w:p>
+    <w:p>
+      <w:pPr>
+        <w:pStyle w:val="NormaleWeb"/>
+        <w:shd w:val="clear" w:color="auto" w:fill="FFFFFF"/>
+        <w:spacing w:before="270" w:beforeAutospacing="0" w:after="0" w:afterAutospacing="0"/>
+        <w:contextualSpacing/>
+        <w:rPr>
+          <w:rFonts w:ascii="Chalkboard" w:hAnsi="Chalkboard" w:cs="Segoe UI"/>
+          <w:sz w:val="20"/>
+          <w:szCs w:val="20"/>
+        </w:rPr>
+      </w:pPr>
+    </w:p>
+    <w:p>
+      <w:pPr>
+        <w:pStyle w:val="NormaleWeb"/>
+        <w:shd w:val="clear" w:color="auto" w:fill="FFFFFF"/>
+        <w:spacing w:before="270" w:beforeAutospacing="0" w:after="0" w:afterAutospacing="0"/>
+        <w:contextualSpacing/>
+        <w:rPr>
+          <w:rFonts w:ascii="Chalkboard" w:hAnsi="Chalkboard" w:cs="Arial"/>
+          <w:sz w:val="32"/>
+          <w:szCs w:val="32"/>
+          <w:shd w:val="clear" w:color="auto" w:fill="FFFFFF"/>
+        </w:rPr>
+      </w:pPr>
+      <w:r>
+        <w:rPr>
+          <w:rFonts w:ascii="Chalkboard" w:hAnsi="Chalkboard" w:cs="Arial"/>
+          <w:sz w:val="32"/>
+          <w:szCs w:val="32"/>
+          <w:shd w:val="clear" w:color="auto" w:fill="FFFFFF"/>
+        </w:rPr>
+        <w:t>Cammina sulle orme del Signore,</w:t>
+      </w:r>
+      <w:r>
+        <w:rPr>
+          <w:rFonts w:ascii="Chalkboard" w:hAnsi="Chalkboard" w:cs="Arial"/>
+          <w:sz w:val="32"/>
+          <w:szCs w:val="32"/>
+        </w:rPr>
+        <w:br/>
+      </w:r>
+      <w:r>
+        <w:rPr>
+          <w:rFonts w:ascii="Chalkboard" w:hAnsi="Chalkboard" w:cs="Arial"/>
+          <w:sz w:val="32"/>
+          <w:szCs w:val="32"/>
+          <w:shd w:val="clear" w:color="auto" w:fill="FFFFFF"/>
+        </w:rPr>
+        <w:t xml:space="preserve">non solo con i piedi ma </w:t>
+      </w:r>
+    </w:p>
+    <w:p>
+      <w:pPr>
+        <w:pStyle w:val="NormaleWeb"/>
+        <w:shd w:val="clear" w:color="auto" w:fill="FFFFFF"/>
+        <w:spacing w:before="270" w:beforeAutospacing="0" w:after="0" w:afterAutospacing="0"/>
+        <w:contextualSpacing/>
+        <w:rPr>
+          <w:rFonts w:ascii="Chalkboard" w:hAnsi="Chalkboard" w:cs="Arial"/>
+          <w:sz w:val="32"/>
+          <w:szCs w:val="32"/>
+          <w:shd w:val="clear" w:color="auto" w:fill="FFFFFF"/>
+        </w:rPr>
+      </w:pPr>
+      <w:r>
+        <w:rPr>
+          <w:rFonts w:ascii="Chalkboard" w:hAnsi="Chalkboard" w:cs="Arial"/>
+          <w:sz w:val="32"/>
+          <w:szCs w:val="32"/>
+          <w:shd w:val="clear" w:color="auto" w:fill="FFFFFF"/>
+        </w:rPr>
+        <w:t>usa soprattutto il cuore.</w:t>
+      </w:r>
+      <w:r>
+        <w:rPr>
+          <w:rFonts w:ascii="Chalkboard" w:hAnsi="Chalkboard" w:cs="Arial"/>
+          <w:sz w:val="32"/>
+          <w:szCs w:val="32"/>
+        </w:rPr>
+        <w:br/>
+      </w:r>
+      <w:r>
+        <w:rPr>
+          <w:rFonts w:ascii="Chalkboard" w:hAnsi="Chalkboard" w:cs="Arial"/>
+          <w:sz w:val="32"/>
+          <w:szCs w:val="32"/>
+          <w:shd w:val="clear" w:color="auto" w:fill="FFFFFF"/>
+        </w:rPr>
+        <w:t>Ama...chi è con te.</w:t>
+      </w:r>
+      <w:r>
+        <w:rPr>
+          <w:rFonts w:ascii="Chalkboard" w:hAnsi="Chalkboard" w:cs="Arial"/>
+          <w:sz w:val="32"/>
+          <w:szCs w:val="32"/>
+        </w:rPr>
+        <w:br/>
+      </w:r>
+      <w:r>
+        <w:rPr>
+          <w:rFonts w:ascii="Chalkboard" w:hAnsi="Chalkboard" w:cs="Arial"/>
+          <w:sz w:val="32"/>
+          <w:szCs w:val="32"/>
+          <w:shd w:val="clear" w:color="auto" w:fill="FFFFFF"/>
+        </w:rPr>
+        <w:t>Cammina con lo zaino sulle spalle</w:t>
+      </w:r>
+      <w:r>
+        <w:rPr>
+          <w:rFonts w:ascii="Chalkboard" w:hAnsi="Chalkboard" w:cs="Arial"/>
+          <w:sz w:val="32"/>
+          <w:szCs w:val="32"/>
+        </w:rPr>
+        <w:br/>
+      </w:r>
+      <w:r>
+        <w:rPr>
+          <w:rFonts w:ascii="Chalkboard" w:hAnsi="Chalkboard" w:cs="Arial"/>
+          <w:sz w:val="32"/>
+          <w:szCs w:val="32"/>
+          <w:shd w:val="clear" w:color="auto" w:fill="FFFFFF"/>
+        </w:rPr>
+        <w:t>La fatica aiuta a crescere</w:t>
+      </w:r>
+      <w:r>
+        <w:rPr>
+          <w:rFonts w:ascii="Chalkboard" w:hAnsi="Chalkboard" w:cs="Arial"/>
+          <w:sz w:val="32"/>
+          <w:szCs w:val="32"/>
+        </w:rPr>
+        <w:br/>
+      </w:r>
+      <w:r>
+        <w:rPr>
+          <w:rFonts w:ascii="Chalkboard" w:hAnsi="Chalkboard" w:cs="Arial"/>
+          <w:sz w:val="32"/>
+          <w:szCs w:val="32"/>
+          <w:shd w:val="clear" w:color="auto" w:fill="FFFFFF"/>
+        </w:rPr>
+        <w:t>Nella condivisione</w:t>
+      </w:r>
+      <w:r>
+        <w:rPr>
+          <w:rFonts w:ascii="Chalkboard" w:hAnsi="Chalkboard" w:cs="Arial"/>
+          <w:sz w:val="32"/>
+          <w:szCs w:val="32"/>
+        </w:rPr>
+        <w:br/>
+      </w:r>
+      <w:r>
+        <w:rPr>
+          <w:rFonts w:ascii="Chalkboard" w:hAnsi="Chalkboard" w:cs="Arial"/>
+          <w:sz w:val="32"/>
+          <w:szCs w:val="32"/>
+          <w:shd w:val="clear" w:color="auto" w:fill="FFFFFF"/>
+        </w:rPr>
+        <w:t>Canta e cammina</w:t>
+      </w:r>
+      <w:r>
+        <w:rPr>
+          <w:rFonts w:ascii="Chalkboard" w:hAnsi="Chalkboard" w:cs="Arial"/>
+          <w:sz w:val="32"/>
+          <w:szCs w:val="32"/>
+        </w:rPr>
+        <w:br/>
+      </w:r>
+      <w:r>
+        <w:rPr>
+          <w:rFonts w:ascii="Chalkboard" w:hAnsi="Chalkboard" w:cs="Arial"/>
+          <w:sz w:val="32"/>
+          <w:szCs w:val="32"/>
+          <w:shd w:val="clear" w:color="auto" w:fill="FFFFFF"/>
+        </w:rPr>
+        <w:t>Canta e cammina</w:t>
+      </w:r>
+    </w:p>
+    <w:p>
+      <w:pPr>
+        <w:pStyle w:val="NormaleWeb"/>
+        <w:shd w:val="clear" w:color="auto" w:fill="FFFFFF"/>
+        <w:spacing w:before="0" w:beforeAutospacing="0" w:after="0" w:afterAutospacing="0"/>
+        <w:textAlignment w:val="baseline"/>
+        <w:rPr>
+          <w:rFonts w:ascii="Chalkboard" w:hAnsi="Chalkboard" w:cs="Open Sans"/>
+          <w:spacing w:val="15"/>
+          <w:sz w:val="20"/>
+          <w:szCs w:val="20"/>
+          <w:bdr w:val="none" w:sz="0" w:space="0" w:color="auto" w:frame="1"/>
+        </w:rPr>
+      </w:pPr>
+    </w:p>
+    <w:p>
+      <w:pPr>
+        <w:pStyle w:val="NormaleWeb"/>
+        <w:shd w:val="clear" w:color="auto" w:fill="FFFFFF"/>
+        <w:spacing w:before="0" w:beforeAutospacing="0" w:after="0" w:afterAutospacing="0"/>
+        <w:textAlignment w:val="baseline"/>
+        <w:rPr>
+          <w:rFonts w:ascii="Chalkboard" w:hAnsi="Chalkboard" w:cs="Open Sans"/>
+          <w:b/>
+          <w:bCs/>
+          <w:spacing w:val="15"/>
+          <w:sz w:val="32"/>
+          <w:szCs w:val="32"/>
+          <w:bdr w:val="none" w:sz="0" w:space="0" w:color="auto" w:frame="1"/>
+        </w:rPr>
+      </w:pPr>
+      <w:r>
+        <w:rPr>
+          <w:rFonts w:ascii="Chalkboard" w:hAnsi="Chalkboard" w:cs="Open Sans"/>
+          <w:b/>
+          <w:bCs/>
+          <w:spacing w:val="15"/>
+          <w:sz w:val="32"/>
+          <w:szCs w:val="32"/>
+          <w:bdr w:val="none" w:sz="0" w:space="0" w:color="auto" w:frame="1"/>
+        </w:rPr>
+        <w:t>RIT.</w:t>
+      </w:r>
+    </w:p>
+    <w:p>
+      <w:pPr>
+        <w:pStyle w:val="NormaleWeb"/>
+        <w:shd w:val="clear" w:color="auto" w:fill="FFFFFF"/>
+        <w:spacing w:before="0" w:beforeAutospacing="0" w:after="0" w:afterAutospacing="0"/>
+        <w:textAlignment w:val="baseline"/>
+        <w:rPr>
+          <w:rFonts w:ascii="Chalkboard" w:hAnsi="Chalkboard" w:cs="Open Sans"/>
+          <w:b/>
+          <w:bCs/>
+          <w:spacing w:val="15"/>
+          <w:sz w:val="36"/>
+          <w:szCs w:val="40"/>
+          <w:bdr w:val="none" w:sz="0" w:space="0" w:color="auto" w:frame="1"/>
+        </w:rPr>
+      </w:pPr>
+    </w:p>
+    <w:p>
+      <w:pPr>
         <w:rPr>
           <w:rFonts w:ascii="Chalkboard" w:hAnsi="Chalkboard" w:cs="Arial"/>
           <w:b/>
@@ -1320,8 +2846,7 @@
           <w:szCs w:val="36"/>
           <w:u w:val="single"/>
         </w:rPr>
-        <w:t xml:space="preserve">: </w:t>
-      </w:r>
+      </w:pPr>
       <w:r>
         <w:rPr>
           <w:rFonts w:ascii="Chalkboard" w:hAnsi="Chalkboard" w:cs="Arial"/>
@@ -1331,7 +2856,40 @@
           <w:szCs w:val="36"/>
           <w:u w:val="single"/>
         </w:rPr>
-        <w:t>CANZONE DI SAN DAMIANO</w:t>
+        <w:t>C</w:t>
+      </w:r>
+      <w:r>
+        <w:rPr>
+          <w:rFonts w:ascii="Chalkboard" w:hAnsi="Chalkboard" w:cs="Arial"/>
+          <w:b/>
+          <w:bCs/>
+          <w:sz w:val="36"/>
+          <w:szCs w:val="36"/>
+          <w:u w:val="single"/>
+        </w:rPr>
+        <w:t>ongedo</w:t>
+      </w:r>
+      <w:r>
+        <w:rPr>
+          <w:rFonts w:ascii="Chalkboard" w:hAnsi="Chalkboard" w:cs="Arial"/>
+          <w:b/>
+          <w:bCs/>
+          <w:sz w:val="36"/>
+          <w:szCs w:val="36"/>
+          <w:u w:val="single"/>
+        </w:rPr>
+        <w:t xml:space="preserve">: </w:t>
+      </w:r>
+      <w:r>
+        <w:rPr>
+          <w:rFonts w:ascii="Chalkboard" w:hAnsi="Chalkboard" w:cs="Arial"/>
+          <w:b/>
+          <w:bCs/>
+          <w:sz w:val="36"/>
+          <w:szCs w:val="36"/>
+          <w:u w:val="single"/>
+        </w:rPr>
+        <w:t>CON CUORE DI PADRE</w:t>
       </w:r>
     </w:p>
     <w:p>
@@ -1351,244 +2909,449 @@
       <w:pPr>
         <w:pStyle w:val="NormaleWeb"/>
         <w:shd w:val="clear" w:color="auto" w:fill="FFFFFF"/>
+        <w:spacing w:before="270" w:beforeAutospacing="0" w:after="0" w:afterAutospacing="0"/>
+        <w:contextualSpacing/>
+        <w:rPr>
+          <w:rFonts w:ascii="Chalkboard" w:hAnsi="Chalkboard" w:cs="Segoe UI"/>
+          <w:sz w:val="32"/>
+          <w:szCs w:val="32"/>
+        </w:rPr>
+      </w:pPr>
+      <w:r>
+        <w:rPr>
+          <w:rFonts w:ascii="Chalkboard" w:hAnsi="Chalkboard" w:cs="Segoe UI"/>
+          <w:sz w:val="32"/>
+          <w:szCs w:val="32"/>
+        </w:rPr>
+        <w:t>Con il lavoro delle tue mani</w:t>
+      </w:r>
+    </w:p>
+    <w:p>
+      <w:pPr>
+        <w:pStyle w:val="NormaleWeb"/>
+        <w:shd w:val="clear" w:color="auto" w:fill="FFFFFF"/>
+        <w:spacing w:before="270" w:beforeAutospacing="0" w:after="0" w:afterAutospacing="0"/>
+        <w:contextualSpacing/>
+        <w:rPr>
+          <w:rFonts w:ascii="Chalkboard" w:hAnsi="Chalkboard" w:cs="Segoe UI"/>
+          <w:sz w:val="32"/>
+          <w:szCs w:val="32"/>
+        </w:rPr>
+      </w:pPr>
+      <w:r>
+        <w:rPr>
+          <w:rFonts w:ascii="Chalkboard" w:hAnsi="Chalkboard" w:cs="Segoe UI"/>
+          <w:sz w:val="32"/>
+          <w:szCs w:val="32"/>
+        </w:rPr>
+        <w:t>umile e santo prepari il domani.</w:t>
+      </w:r>
+    </w:p>
+    <w:p>
+      <w:pPr>
+        <w:pStyle w:val="NormaleWeb"/>
+        <w:shd w:val="clear" w:color="auto" w:fill="FFFFFF"/>
+        <w:spacing w:before="270" w:beforeAutospacing="0" w:after="0" w:afterAutospacing="0"/>
+        <w:contextualSpacing/>
+        <w:rPr>
+          <w:rFonts w:ascii="Chalkboard" w:hAnsi="Chalkboard" w:cs="Segoe UI"/>
+          <w:sz w:val="32"/>
+          <w:szCs w:val="32"/>
+        </w:rPr>
+      </w:pPr>
+      <w:r>
+        <w:rPr>
+          <w:rFonts w:ascii="Chalkboard" w:hAnsi="Chalkboard" w:cs="Segoe UI"/>
+          <w:sz w:val="32"/>
+          <w:szCs w:val="32"/>
+        </w:rPr>
+        <w:t>A sera stanco riponi gli attrezzi,</w:t>
+      </w:r>
+    </w:p>
+    <w:p>
+      <w:pPr>
+        <w:pStyle w:val="NormaleWeb"/>
+        <w:shd w:val="clear" w:color="auto" w:fill="FFFFFF"/>
+        <w:spacing w:before="270" w:beforeAutospacing="0" w:after="0" w:afterAutospacing="0"/>
+        <w:contextualSpacing/>
+        <w:rPr>
+          <w:rFonts w:ascii="Chalkboard" w:hAnsi="Chalkboard" w:cs="Segoe UI"/>
+          <w:sz w:val="32"/>
+          <w:szCs w:val="32"/>
+        </w:rPr>
+      </w:pPr>
+      <w:r>
+        <w:rPr>
+          <w:rFonts w:ascii="Chalkboard" w:hAnsi="Chalkboard" w:cs="Segoe UI"/>
+          <w:sz w:val="32"/>
+          <w:szCs w:val="32"/>
+        </w:rPr>
+        <w:t>nella tua casa accogli Gesù.</w:t>
+      </w:r>
+    </w:p>
+    <w:p>
+      <w:pPr>
+        <w:pStyle w:val="NormaleWeb"/>
+        <w:shd w:val="clear" w:color="auto" w:fill="FFFFFF"/>
+        <w:spacing w:before="270" w:beforeAutospacing="0" w:after="0" w:afterAutospacing="0"/>
+        <w:contextualSpacing/>
+        <w:rPr>
+          <w:rFonts w:ascii="Chalkboard" w:hAnsi="Chalkboard" w:cs="Segoe UI"/>
+          <w:sz w:val="20"/>
+          <w:szCs w:val="20"/>
+        </w:rPr>
+      </w:pPr>
+    </w:p>
+    <w:p>
+      <w:pPr>
+        <w:pStyle w:val="NormaleWeb"/>
+        <w:shd w:val="clear" w:color="auto" w:fill="FFFFFF"/>
+        <w:spacing w:before="270" w:beforeAutospacing="0" w:after="0" w:afterAutospacing="0"/>
+        <w:contextualSpacing/>
+        <w:rPr>
+          <w:rFonts w:ascii="Chalkboard" w:hAnsi="Chalkboard" w:cs="Segoe UI"/>
+          <w:sz w:val="32"/>
+          <w:szCs w:val="32"/>
+        </w:rPr>
+      </w:pPr>
+      <w:r>
+        <w:rPr>
+          <w:rFonts w:ascii="Chalkboard" w:hAnsi="Chalkboard" w:cs="Segoe UI"/>
+          <w:sz w:val="32"/>
+          <w:szCs w:val="32"/>
+        </w:rPr>
+        <w:t>Il tuo mestiere insegni a lui</w:t>
+      </w:r>
+    </w:p>
+    <w:p>
+      <w:pPr>
+        <w:pStyle w:val="NormaleWeb"/>
+        <w:shd w:val="clear" w:color="auto" w:fill="FFFFFF"/>
+        <w:spacing w:before="270" w:beforeAutospacing="0" w:after="0" w:afterAutospacing="0"/>
+        <w:contextualSpacing/>
+        <w:rPr>
+          <w:rFonts w:ascii="Chalkboard" w:hAnsi="Chalkboard" w:cs="Segoe UI"/>
+          <w:sz w:val="32"/>
+          <w:szCs w:val="32"/>
+        </w:rPr>
+      </w:pPr>
+      <w:r>
+        <w:rPr>
+          <w:rFonts w:ascii="Chalkboard" w:hAnsi="Chalkboard" w:cs="Segoe UI"/>
+          <w:sz w:val="32"/>
+          <w:szCs w:val="32"/>
+        </w:rPr>
+        <w:t>e gli consegni la tua eredità:</w:t>
+      </w:r>
+    </w:p>
+    <w:p>
+      <w:pPr>
+        <w:pStyle w:val="NormaleWeb"/>
+        <w:shd w:val="clear" w:color="auto" w:fill="FFFFFF"/>
+        <w:spacing w:before="270" w:beforeAutospacing="0" w:after="0" w:afterAutospacing="0"/>
+        <w:contextualSpacing/>
+        <w:rPr>
+          <w:rFonts w:ascii="Chalkboard" w:hAnsi="Chalkboard" w:cs="Segoe UI"/>
+          <w:sz w:val="32"/>
+          <w:szCs w:val="32"/>
+        </w:rPr>
+      </w:pPr>
+      <w:r>
+        <w:rPr>
+          <w:rFonts w:ascii="Chalkboard" w:hAnsi="Chalkboard" w:cs="Segoe UI"/>
+          <w:sz w:val="32"/>
+          <w:szCs w:val="32"/>
+        </w:rPr>
+        <w:t>pietà ed amore, la verità;</w:t>
+      </w:r>
+    </w:p>
+    <w:p>
+      <w:pPr>
+        <w:pStyle w:val="NormaleWeb"/>
+        <w:shd w:val="clear" w:color="auto" w:fill="FFFFFF"/>
+        <w:spacing w:before="270" w:beforeAutospacing="0" w:after="0" w:afterAutospacing="0"/>
+        <w:contextualSpacing/>
+        <w:rPr>
+          <w:rFonts w:ascii="Chalkboard" w:hAnsi="Chalkboard" w:cs="Segoe UI"/>
+          <w:sz w:val="32"/>
+          <w:szCs w:val="32"/>
+        </w:rPr>
+      </w:pPr>
+      <w:r>
+        <w:rPr>
+          <w:rFonts w:ascii="Chalkboard" w:hAnsi="Chalkboard" w:cs="Segoe UI"/>
+          <w:sz w:val="32"/>
+          <w:szCs w:val="32"/>
+        </w:rPr>
+        <w:t>la tua giustizia, la tua fedeltà.</w:t>
+      </w:r>
+    </w:p>
+    <w:p>
+      <w:pPr>
+        <w:pStyle w:val="NormaleWeb"/>
+        <w:shd w:val="clear" w:color="auto" w:fill="FFFFFF"/>
+        <w:spacing w:before="270" w:beforeAutospacing="0" w:after="0" w:afterAutospacing="0"/>
+        <w:contextualSpacing/>
+        <w:rPr>
+          <w:rFonts w:ascii="Chalkboard" w:hAnsi="Chalkboard" w:cs="Segoe UI"/>
+          <w:sz w:val="20"/>
+          <w:szCs w:val="20"/>
+        </w:rPr>
+      </w:pPr>
+    </w:p>
+    <w:p>
+      <w:pPr>
+        <w:pStyle w:val="NormaleWeb"/>
+        <w:shd w:val="clear" w:color="auto" w:fill="FFFFFF"/>
+        <w:spacing w:before="270" w:beforeAutospacing="0" w:after="0" w:afterAutospacing="0"/>
+        <w:contextualSpacing/>
+        <w:rPr>
+          <w:rFonts w:ascii="Chalkboard" w:hAnsi="Chalkboard" w:cs="Segoe UI"/>
+          <w:b/>
+          <w:bCs/>
+          <w:sz w:val="32"/>
+          <w:szCs w:val="32"/>
+        </w:rPr>
+      </w:pPr>
+      <w:r>
+        <w:rPr>
+          <w:rFonts w:ascii="Chalkboard" w:hAnsi="Chalkboard" w:cs="Segoe UI"/>
+          <w:b/>
+          <w:bCs/>
+          <w:sz w:val="32"/>
+          <w:szCs w:val="32"/>
+        </w:rPr>
+        <w:t>RIT. Tu Giuseppe sai fidarti del sogno di Dio</w:t>
+      </w:r>
+    </w:p>
+    <w:p>
+      <w:pPr>
+        <w:pStyle w:val="NormaleWeb"/>
+        <w:shd w:val="clear" w:color="auto" w:fill="FFFFFF"/>
+        <w:spacing w:before="270" w:beforeAutospacing="0" w:after="0" w:afterAutospacing="0"/>
+        <w:contextualSpacing/>
+        <w:rPr>
+          <w:rFonts w:ascii="Chalkboard" w:hAnsi="Chalkboard" w:cs="Segoe UI"/>
+          <w:b/>
+          <w:bCs/>
+          <w:sz w:val="32"/>
+          <w:szCs w:val="32"/>
+        </w:rPr>
+      </w:pPr>
+      <w:r>
+        <w:rPr>
+          <w:rFonts w:ascii="Chalkboard" w:hAnsi="Chalkboard" w:cs="Segoe UI"/>
+          <w:b/>
+          <w:bCs/>
+          <w:sz w:val="32"/>
+          <w:szCs w:val="32"/>
+        </w:rPr>
+        <w:t>con cuore di padre tu proteggi il suo dono: Gesù.</w:t>
+      </w:r>
+    </w:p>
+    <w:p>
+      <w:pPr>
+        <w:pStyle w:val="NormaleWeb"/>
+        <w:shd w:val="clear" w:color="auto" w:fill="FFFFFF"/>
+        <w:spacing w:before="270" w:beforeAutospacing="0" w:after="0" w:afterAutospacing="0"/>
+        <w:contextualSpacing/>
+        <w:rPr>
+          <w:rFonts w:ascii="Chalkboard" w:hAnsi="Chalkboard" w:cs="Segoe UI"/>
+          <w:b/>
+          <w:bCs/>
+          <w:sz w:val="32"/>
+          <w:szCs w:val="32"/>
+        </w:rPr>
+      </w:pPr>
+      <w:r>
+        <w:rPr>
+          <w:rFonts w:ascii="Chalkboard" w:hAnsi="Chalkboard" w:cs="Segoe UI"/>
+          <w:b/>
+          <w:bCs/>
+          <w:sz w:val="32"/>
+          <w:szCs w:val="32"/>
+        </w:rPr>
+        <w:t>Tu Giuseppe sei custode del figlio di Dio</w:t>
+      </w:r>
+    </w:p>
+    <w:p>
+      <w:pPr>
+        <w:pStyle w:val="NormaleWeb"/>
+        <w:shd w:val="clear" w:color="auto" w:fill="FFFFFF"/>
+        <w:spacing w:before="270" w:beforeAutospacing="0" w:after="0" w:afterAutospacing="0"/>
+        <w:contextualSpacing/>
+        <w:rPr>
+          <w:rFonts w:ascii="Chalkboard" w:hAnsi="Chalkboard" w:cs="Segoe UI"/>
+          <w:b/>
+          <w:bCs/>
+          <w:sz w:val="32"/>
+          <w:szCs w:val="32"/>
+        </w:rPr>
+      </w:pPr>
+      <w:r>
+        <w:rPr>
+          <w:rFonts w:ascii="Chalkboard" w:hAnsi="Chalkboard" w:cs="Segoe UI"/>
+          <w:b/>
+          <w:bCs/>
+          <w:sz w:val="32"/>
+          <w:szCs w:val="32"/>
+        </w:rPr>
+        <w:t>con cuore di padre tu sei guida anche del cuore mio.</w:t>
+      </w:r>
+    </w:p>
+    <w:p>
+      <w:pPr>
+        <w:pStyle w:val="NormaleWeb"/>
+        <w:shd w:val="clear" w:color="auto" w:fill="FFFFFF"/>
+        <w:spacing w:before="270" w:beforeAutospacing="0" w:after="0" w:afterAutospacing="0"/>
+        <w:contextualSpacing/>
+        <w:rPr>
+          <w:rFonts w:ascii="Chalkboard" w:hAnsi="Chalkboard" w:cs="Segoe UI"/>
+          <w:b/>
+          <w:bCs/>
+          <w:sz w:val="32"/>
+          <w:szCs w:val="32"/>
+        </w:rPr>
+      </w:pPr>
+    </w:p>
+    <w:p>
+      <w:pPr>
+        <w:pStyle w:val="NormaleWeb"/>
+        <w:shd w:val="clear" w:color="auto" w:fill="FFFFFF"/>
+        <w:spacing w:before="270" w:beforeAutospacing="0" w:after="0" w:afterAutospacing="0"/>
+        <w:contextualSpacing/>
+        <w:rPr>
+          <w:rFonts w:ascii="Chalkboard" w:hAnsi="Chalkboard" w:cs="Segoe UI"/>
+          <w:sz w:val="32"/>
+          <w:szCs w:val="32"/>
+        </w:rPr>
+      </w:pPr>
+      <w:r>
+        <w:rPr>
+          <w:rFonts w:ascii="Chalkboard" w:hAnsi="Chalkboard" w:cs="Segoe UI"/>
+          <w:sz w:val="32"/>
+          <w:szCs w:val="32"/>
+        </w:rPr>
+        <w:t>Giuseppe sposo di Maria,</w:t>
+      </w:r>
+    </w:p>
+    <w:p>
+      <w:pPr>
+        <w:pStyle w:val="NormaleWeb"/>
+        <w:shd w:val="clear" w:color="auto" w:fill="FFFFFF"/>
+        <w:spacing w:before="270" w:beforeAutospacing="0" w:after="0" w:afterAutospacing="0"/>
+        <w:contextualSpacing/>
+        <w:rPr>
+          <w:rFonts w:ascii="Chalkboard" w:hAnsi="Chalkboard" w:cs="Segoe UI"/>
+          <w:sz w:val="32"/>
+          <w:szCs w:val="32"/>
+        </w:rPr>
+      </w:pPr>
+      <w:r>
+        <w:rPr>
+          <w:rFonts w:ascii="Chalkboard" w:hAnsi="Chalkboard" w:cs="Segoe UI"/>
+          <w:sz w:val="32"/>
+          <w:szCs w:val="32"/>
+        </w:rPr>
+        <w:t>tu hai avuto il coraggio di osare</w:t>
+      </w:r>
+    </w:p>
+    <w:p>
+      <w:pPr>
+        <w:pStyle w:val="NormaleWeb"/>
+        <w:shd w:val="clear" w:color="auto" w:fill="FFFFFF"/>
+        <w:spacing w:before="270" w:beforeAutospacing="0" w:after="0" w:afterAutospacing="0"/>
+        <w:contextualSpacing/>
+        <w:rPr>
+          <w:rFonts w:ascii="Chalkboard" w:hAnsi="Chalkboard" w:cs="Segoe UI"/>
+          <w:sz w:val="32"/>
+          <w:szCs w:val="32"/>
+        </w:rPr>
+      </w:pPr>
+      <w:r>
+        <w:rPr>
+          <w:rFonts w:ascii="Chalkboard" w:hAnsi="Chalkboard" w:cs="Segoe UI"/>
+          <w:sz w:val="32"/>
+          <w:szCs w:val="32"/>
+        </w:rPr>
+        <w:t>hai ascoltato il mistero del sogno,</w:t>
+      </w:r>
+    </w:p>
+    <w:p>
+      <w:pPr>
+        <w:pStyle w:val="NormaleWeb"/>
+        <w:shd w:val="clear" w:color="auto" w:fill="FFFFFF"/>
+        <w:spacing w:before="270" w:beforeAutospacing="0" w:after="0" w:afterAutospacing="0"/>
+        <w:contextualSpacing/>
+        <w:rPr>
+          <w:rFonts w:ascii="Chalkboard" w:hAnsi="Chalkboard" w:cs="Segoe UI"/>
+          <w:sz w:val="32"/>
+          <w:szCs w:val="32"/>
+        </w:rPr>
+      </w:pPr>
+      <w:r>
+        <w:rPr>
+          <w:rFonts w:ascii="Chalkboard" w:hAnsi="Chalkboard" w:cs="Segoe UI"/>
+          <w:sz w:val="32"/>
+          <w:szCs w:val="32"/>
+        </w:rPr>
+        <w:t>crescendo come tuo figlio: Gesù</w:t>
+      </w:r>
+    </w:p>
+    <w:p>
+      <w:pPr>
+        <w:pStyle w:val="NormaleWeb"/>
+        <w:shd w:val="clear" w:color="auto" w:fill="FFFFFF"/>
         <w:spacing w:before="0" w:beforeAutospacing="0" w:after="0" w:afterAutospacing="0"/>
-        <w:rPr>
-          <w:rFonts w:ascii="Chalkboard" w:hAnsi="Chalkboard" w:cs="Open Sans"/>
-          <w:color w:val="212529"/>
-          <w:sz w:val="32"/>
-          <w:szCs w:val="32"/>
-        </w:rPr>
-      </w:pPr>
-      <w:r>
-        <w:rPr>
-          <w:rFonts w:ascii="Chalkboard" w:hAnsi="Chalkboard" w:cs="Open Sans"/>
-          <w:color w:val="212529"/>
-          <w:sz w:val="32"/>
-          <w:szCs w:val="32"/>
-        </w:rPr>
-        <w:t>Ogni uomo semplice</w:t>
-      </w:r>
-      <w:r>
-        <w:rPr>
-          <w:rFonts w:ascii="Chalkboard" w:hAnsi="Chalkboard" w:cs="Open Sans"/>
-          <w:color w:val="212529"/>
-          <w:sz w:val="32"/>
-          <w:szCs w:val="32"/>
-        </w:rPr>
-        <w:t xml:space="preserve"> </w:t>
-      </w:r>
-      <w:r>
-        <w:rPr>
-          <w:rFonts w:ascii="Chalkboard" w:hAnsi="Chalkboard" w:cs="Open Sans"/>
-          <w:color w:val="212529"/>
-          <w:sz w:val="32"/>
-          <w:szCs w:val="32"/>
-        </w:rPr>
-        <w:t>porta in cuore un sogno,</w:t>
-      </w:r>
-      <w:r>
-        <w:rPr>
-          <w:rFonts w:ascii="Chalkboard" w:hAnsi="Chalkboard" w:cs="Open Sans"/>
-          <w:color w:val="212529"/>
-          <w:sz w:val="32"/>
-          <w:szCs w:val="32"/>
-        </w:rPr>
-        <w:br/>
-        <w:t>con amore ed umiltà potrà costruirlo.</w:t>
-      </w:r>
-      <w:r>
-        <w:rPr>
-          <w:rFonts w:ascii="Chalkboard" w:hAnsi="Chalkboard" w:cs="Open Sans"/>
-          <w:color w:val="212529"/>
-          <w:sz w:val="32"/>
-          <w:szCs w:val="32"/>
-        </w:rPr>
-        <w:br/>
-        <w:t>Se davvero tu saprai vivere umilmente</w:t>
-      </w:r>
-      <w:r>
-        <w:rPr>
-          <w:rFonts w:ascii="Chalkboard" w:hAnsi="Chalkboard" w:cs="Open Sans"/>
-          <w:color w:val="212529"/>
-          <w:sz w:val="32"/>
-          <w:szCs w:val="32"/>
-        </w:rPr>
-        <w:br/>
-        <w:t>più felice tu sarai anche senza niente.</w:t>
-      </w:r>
+        <w:textAlignment w:val="baseline"/>
+        <w:rPr>
+          <w:rFonts w:ascii="Chalkboard" w:hAnsi="Chalkboard" w:cs="Open Sans"/>
+          <w:spacing w:val="15"/>
+          <w:sz w:val="20"/>
+          <w:szCs w:val="20"/>
+          <w:bdr w:val="none" w:sz="0" w:space="0" w:color="auto" w:frame="1"/>
+        </w:rPr>
+      </w:pPr>
     </w:p>
     <w:p>
       <w:pPr>
         <w:pStyle w:val="NormaleWeb"/>
         <w:shd w:val="clear" w:color="auto" w:fill="FFFFFF"/>
         <w:spacing w:before="0" w:beforeAutospacing="0" w:after="0" w:afterAutospacing="0"/>
-        <w:rPr>
-          <w:rFonts w:ascii="Chalkboard" w:hAnsi="Chalkboard" w:cs="Open Sans"/>
-          <w:color w:val="212529"/>
-          <w:sz w:val="32"/>
-          <w:szCs w:val="32"/>
-        </w:rPr>
-      </w:pPr>
-      <w:r>
-        <w:rPr>
-          <w:rStyle w:val="Enfasigrassetto"/>
-          <w:rFonts w:ascii="Chalkboard" w:eastAsiaTheme="majorEastAsia" w:hAnsi="Chalkboard" w:cs="Open Sans"/>
-          <w:b w:val="0"/>
-          <w:bCs w:val="0"/>
-          <w:color w:val="212529"/>
-          <w:sz w:val="32"/>
-          <w:szCs w:val="32"/>
-        </w:rPr>
-        <w:t>Se vorrai ogni giorno con il tuo sudore</w:t>
-      </w:r>
-      <w:r>
-        <w:rPr>
-          <w:rFonts w:ascii="Chalkboard" w:hAnsi="Chalkboard" w:cs="Open Sans"/>
-          <w:color w:val="212529"/>
-          <w:sz w:val="32"/>
-          <w:szCs w:val="32"/>
-        </w:rPr>
-        <w:br/>
-      </w:r>
-      <w:r>
-        <w:rPr>
-          <w:rStyle w:val="Enfasigrassetto"/>
-          <w:rFonts w:ascii="Chalkboard" w:eastAsiaTheme="majorEastAsia" w:hAnsi="Chalkboard" w:cs="Open Sans"/>
-          <w:b w:val="0"/>
-          <w:bCs w:val="0"/>
-          <w:color w:val="212529"/>
-          <w:sz w:val="32"/>
-          <w:szCs w:val="32"/>
-        </w:rPr>
-        <w:t>una pietra dopo l’altra alto arriverai.</w:t>
-      </w:r>
-    </w:p>
-    <w:p>
-      <w:pPr>
-        <w:pStyle w:val="NormaleWeb"/>
-        <w:shd w:val="clear" w:color="auto" w:fill="FFFFFF"/>
-        <w:spacing w:before="0" w:beforeAutospacing="0" w:after="0" w:afterAutospacing="0"/>
-        <w:rPr>
-          <w:rFonts w:ascii="Chalkboard" w:hAnsi="Chalkboard" w:cs="Open Sans"/>
-          <w:color w:val="212529"/>
-          <w:sz w:val="32"/>
-          <w:szCs w:val="32"/>
-        </w:rPr>
-      </w:pPr>
-      <w:r>
-        <w:rPr>
-          <w:rFonts w:ascii="Chalkboard" w:hAnsi="Chalkboard" w:cs="Open Sans"/>
-          <w:color w:val="212529"/>
-          <w:sz w:val="32"/>
-          <w:szCs w:val="32"/>
-        </w:rPr>
-        <w:t>Nella vita semplice</w:t>
-      </w:r>
-      <w:r>
-        <w:rPr>
-          <w:rFonts w:ascii="Chalkboard" w:hAnsi="Chalkboard" w:cs="Open Sans"/>
-          <w:color w:val="212529"/>
-          <w:sz w:val="32"/>
-          <w:szCs w:val="32"/>
-        </w:rPr>
-        <w:t xml:space="preserve"> </w:t>
-      </w:r>
-      <w:r>
-        <w:rPr>
-          <w:rFonts w:ascii="Chalkboard" w:hAnsi="Chalkboard" w:cs="Open Sans"/>
-          <w:color w:val="212529"/>
-          <w:sz w:val="32"/>
-          <w:szCs w:val="32"/>
-        </w:rPr>
-        <w:t>troverai la strada</w:t>
-      </w:r>
-      <w:r>
-        <w:rPr>
-          <w:rFonts w:ascii="Chalkboard" w:hAnsi="Chalkboard" w:cs="Open Sans"/>
-          <w:color w:val="212529"/>
-          <w:sz w:val="32"/>
-          <w:szCs w:val="32"/>
-        </w:rPr>
-        <w:t>,</w:t>
-      </w:r>
-      <w:r>
-        <w:rPr>
-          <w:rFonts w:ascii="Chalkboard" w:hAnsi="Chalkboard" w:cs="Open Sans"/>
-          <w:color w:val="212529"/>
-          <w:sz w:val="32"/>
-          <w:szCs w:val="32"/>
-        </w:rPr>
-        <w:br/>
-        <w:t>che la calma donerà al tuo cuore puro.</w:t>
-      </w:r>
-      <w:r>
-        <w:rPr>
-          <w:rFonts w:ascii="Chalkboard" w:hAnsi="Chalkboard" w:cs="Open Sans"/>
-          <w:color w:val="212529"/>
-          <w:sz w:val="32"/>
-          <w:szCs w:val="32"/>
-        </w:rPr>
-        <w:br/>
-        <w:t>E le gioie semplici sono le più belle</w:t>
-      </w:r>
-      <w:r>
-        <w:rPr>
-          <w:rFonts w:ascii="Chalkboard" w:hAnsi="Chalkboard" w:cs="Open Sans"/>
-          <w:color w:val="212529"/>
-          <w:sz w:val="32"/>
-          <w:szCs w:val="32"/>
-        </w:rPr>
-        <w:br/>
-        <w:t>sono quelle che alla fine sono le più grandi.</w:t>
-      </w:r>
-    </w:p>
-    <w:p>
-      <w:pPr>
-        <w:pStyle w:val="NormaleWeb"/>
-        <w:shd w:val="clear" w:color="auto" w:fill="FFFFFF"/>
-        <w:spacing w:before="0" w:beforeAutospacing="0" w:after="0" w:afterAutospacing="0"/>
-        <w:rPr>
-          <w:rStyle w:val="Enfasigrassetto"/>
-          <w:rFonts w:ascii="Chalkboard" w:eastAsiaTheme="majorEastAsia" w:hAnsi="Chalkboard" w:cs="Open Sans"/>
-          <w:b w:val="0"/>
-          <w:bCs w:val="0"/>
-          <w:color w:val="212529"/>
-          <w:sz w:val="32"/>
-          <w:szCs w:val="32"/>
-        </w:rPr>
-      </w:pPr>
-      <w:r>
-        <w:rPr>
-          <w:rStyle w:val="Enfasigrassetto"/>
-          <w:rFonts w:ascii="Chalkboard" w:eastAsiaTheme="majorEastAsia" w:hAnsi="Chalkboard" w:cs="Open Sans"/>
-          <w:b w:val="0"/>
-          <w:bCs w:val="0"/>
-          <w:color w:val="212529"/>
-          <w:sz w:val="32"/>
-          <w:szCs w:val="32"/>
-        </w:rPr>
-        <w:t>Dai e dai ogni giorno con il tuo sudore</w:t>
-      </w:r>
-      <w:r>
-        <w:rPr>
-          <w:rFonts w:ascii="Chalkboard" w:hAnsi="Chalkboard" w:cs="Open Sans"/>
-          <w:color w:val="212529"/>
-          <w:sz w:val="32"/>
-          <w:szCs w:val="32"/>
-        </w:rPr>
-        <w:br/>
-      </w:r>
-      <w:r>
-        <w:rPr>
-          <w:rStyle w:val="Enfasigrassetto"/>
-          <w:rFonts w:ascii="Chalkboard" w:eastAsiaTheme="majorEastAsia" w:hAnsi="Chalkboard" w:cs="Open Sans"/>
-          <w:b w:val="0"/>
-          <w:bCs w:val="0"/>
-          <w:color w:val="212529"/>
-          <w:sz w:val="32"/>
-          <w:szCs w:val="32"/>
-        </w:rPr>
-        <w:t>una pietra sopra l’altra alto arriverai.</w:t>
+        <w:textAlignment w:val="baseline"/>
+        <w:rPr>
+          <w:rFonts w:ascii="Chalkboard" w:hAnsi="Chalkboard" w:cs="Open Sans"/>
+          <w:b/>
+          <w:bCs/>
+          <w:spacing w:val="15"/>
+          <w:sz w:val="32"/>
+          <w:szCs w:val="32"/>
+          <w:bdr w:val="none" w:sz="0" w:space="0" w:color="auto" w:frame="1"/>
+        </w:rPr>
+      </w:pPr>
+      <w:r>
+        <w:rPr>
+          <w:rFonts w:ascii="Chalkboard" w:hAnsi="Chalkboard" w:cs="Open Sans"/>
+          <w:b/>
+          <w:bCs/>
+          <w:spacing w:val="15"/>
+          <w:sz w:val="32"/>
+          <w:szCs w:val="32"/>
+          <w:bdr w:val="none" w:sz="0" w:space="0" w:color="auto" w:frame="1"/>
+        </w:rPr>
+        <w:t>RIT</w:t>
+      </w:r>
+      <w:r>
+        <w:rPr>
+          <w:rFonts w:ascii="Chalkboard" w:hAnsi="Chalkboard" w:cs="Open Sans"/>
+          <w:b/>
+          <w:bCs/>
+          <w:spacing w:val="15"/>
+          <w:sz w:val="32"/>
+          <w:szCs w:val="32"/>
+          <w:bdr w:val="none" w:sz="0" w:space="0" w:color="auto" w:frame="1"/>
+        </w:rPr>
+        <w:t>. (2v.)</w:t>
       </w:r>
     </w:p>
     <w:p>
@@ -2106,7 +3869,7 @@
   <w:style w:type="paragraph" w:default="1" w:styleId="Normale">
     <w:name w:val="Normal"/>
     <w:qFormat/>
-    <w:rsid w:val="0000676A"/>
+    <w:rsid w:val="003326F3"/>
   </w:style>
   <w:style w:type="paragraph" w:styleId="Titolo1">
     <w:name w:val="heading 1"/>
@@ -2135,6 +3898,7 @@
   <w:style w:type="character" w:default="1" w:styleId="Carpredefinitoparagrafo">
     <w:name w:val="Default Paragraph Font"/>
     <w:uiPriority w:val="1"/>
+    <w:semiHidden/>
     <w:unhideWhenUsed/>
   </w:style>
   <w:style w:type="table" w:default="1" w:styleId="Tabellanormale">
